--- a/5.人员管理/1.流程制度规范类文件/050104-绩效考评管理办法.docx
+++ b/5.人员管理/1.流程制度规范类文件/050104-绩效考评管理办法.docx
@@ -20,7 +20,26 @@
         <w:snapToGrid w:val="0"/>
         <w:textAlignment w:val="baseline"/>
       </w:pPr>
-      <w:bookmarkStart w:id="0" w:name="_Toc6074"/>
+      <w:bookmarkStart w:id="0" w:name="_Toc27059"/>
+    </w:p>
+    <w:p>
+      <w:pPr>
+        <w:pStyle w:val="31"/>
+        <w:keepNext w:val="0"/>
+        <w:keepLines w:val="0"/>
+        <w:pageBreakBefore w:val="0"/>
+        <w:widowControl w:val="0"/>
+        <w:kinsoku w:val="0"/>
+        <w:wordWrap/>
+        <w:overflowPunct/>
+        <w:topLinePunct w:val="0"/>
+        <w:autoSpaceDE w:val="0"/>
+        <w:autoSpaceDN w:val="0"/>
+        <w:bidi w:val="0"/>
+        <w:adjustRightInd w:val="0"/>
+        <w:snapToGrid w:val="0"/>
+        <w:textAlignment w:val="baseline"/>
+      </w:pPr>
       <w:r>
         <w:t>绩效考评管理办法</w:t>
       </w:r>
@@ -44,29 +63,11 @@
         <w:snapToGrid w:val="0"/>
         <w:textAlignment w:val="baseline"/>
       </w:pPr>
-      <w:bookmarkStart w:id="1" w:name="_Toc15236"/>
+      <w:bookmarkStart w:id="1" w:name="_Toc23463"/>
       <w:r>
         <w:t>甘肃国邦信息科技有限公司</w:t>
       </w:r>
       <w:bookmarkEnd w:id="1"/>
-    </w:p>
-    <w:p>
-      <w:pPr>
-        <w:keepNext w:val="0"/>
-        <w:keepLines w:val="0"/>
-        <w:pageBreakBefore w:val="0"/>
-        <w:widowControl w:val="0"/>
-        <w:kinsoku w:val="0"/>
-        <w:wordWrap/>
-        <w:overflowPunct/>
-        <w:topLinePunct w:val="0"/>
-        <w:autoSpaceDE w:val="0"/>
-        <w:autoSpaceDN w:val="0"/>
-        <w:bidi w:val="0"/>
-        <w:adjustRightInd w:val="0"/>
-        <w:snapToGrid w:val="0"/>
-        <w:textAlignment w:val="baseline"/>
-      </w:pPr>
     </w:p>
     <w:p>
       <w:pPr>
@@ -99,7 +100,7 @@
           <w:cols w:space="720" w:num="1"/>
         </w:sectPr>
       </w:pPr>
-      <w:bookmarkStart w:id="2" w:name="_Toc28648"/>
+      <w:bookmarkStart w:id="2" w:name="_Toc22127"/>
       <w:r>
         <w:rPr>
           <w:rFonts w:hint="eastAsia" w:ascii="宋体" w:hAnsi="宋体" w:eastAsia="宋体" w:cs="宋体"/>
@@ -138,7 +139,7 @@
           <w:szCs w:val="28"/>
         </w:rPr>
       </w:pPr>
-      <w:bookmarkStart w:id="3" w:name="_Toc12198"/>
+      <w:bookmarkStart w:id="3" w:name="_Toc3041"/>
       <w:r>
         <w:rPr>
           <w:rFonts w:ascii="宋体" w:hAnsi="宋体" w:eastAsia="宋体" w:cs="宋体"/>
@@ -1659,23 +1660,9 @@
         <w:p>
           <w:pPr>
             <w:pStyle w:val="16"/>
-            <w:keepNext w:val="0"/>
-            <w:keepLines w:val="0"/>
-            <w:pageBreakBefore w:val="0"/>
-            <w:widowControl w:val="0"/>
             <w:tabs>
               <w:tab w:val="right" w:leader="dot" w:pos="8336"/>
             </w:tabs>
-            <w:kinsoku w:val="0"/>
-            <w:wordWrap/>
-            <w:overflowPunct/>
-            <w:topLinePunct w:val="0"/>
-            <w:autoSpaceDE w:val="0"/>
-            <w:autoSpaceDN w:val="0"/>
-            <w:bidi w:val="0"/>
-            <w:adjustRightInd w:val="0"/>
-            <w:snapToGrid w:val="0"/>
-            <w:textAlignment w:val="baseline"/>
           </w:pPr>
           <w:r>
             <w:rPr>
@@ -1713,7 +1700,7 @@
               <w:rFonts w:ascii="宋体" w:hAnsi="宋体" w:eastAsia="宋体" w:cs="宋体"/>
               <w:szCs w:val="21"/>
             </w:rPr>
-            <w:instrText xml:space="preserve"> HYPERLINK \l _Toc6074 </w:instrText>
+            <w:instrText xml:space="preserve"> HYPERLINK \l _Toc27059 </w:instrText>
           </w:r>
           <w:r>
             <w:rPr>
@@ -1732,7 +1719,7 @@
             <w:fldChar w:fldCharType="begin"/>
           </w:r>
           <w:r>
-            <w:instrText xml:space="preserve"> PAGEREF _Toc6074 \h </w:instrText>
+            <w:instrText xml:space="preserve"> PAGEREF _Toc27059 \h </w:instrText>
           </w:r>
           <w:r>
             <w:fldChar w:fldCharType="separate"/>
@@ -1754,23 +1741,9 @@
         <w:p>
           <w:pPr>
             <w:pStyle w:val="16"/>
-            <w:keepNext w:val="0"/>
-            <w:keepLines w:val="0"/>
-            <w:pageBreakBefore w:val="0"/>
-            <w:widowControl w:val="0"/>
             <w:tabs>
               <w:tab w:val="right" w:leader="dot" w:pos="8336"/>
             </w:tabs>
-            <w:kinsoku w:val="0"/>
-            <w:wordWrap/>
-            <w:overflowPunct/>
-            <w:topLinePunct w:val="0"/>
-            <w:autoSpaceDE w:val="0"/>
-            <w:autoSpaceDN w:val="0"/>
-            <w:bidi w:val="0"/>
-            <w:adjustRightInd w:val="0"/>
-            <w:snapToGrid w:val="0"/>
-            <w:textAlignment w:val="baseline"/>
           </w:pPr>
           <w:r>
             <w:rPr>
@@ -1784,7 +1757,7 @@
               <w:rFonts w:ascii="宋体" w:hAnsi="宋体" w:eastAsia="宋体" w:cs="宋体"/>
               <w:szCs w:val="21"/>
             </w:rPr>
-            <w:instrText xml:space="preserve"> HYPERLINK \l _Toc15236 </w:instrText>
+            <w:instrText xml:space="preserve"> HYPERLINK \l _Toc23463 </w:instrText>
           </w:r>
           <w:r>
             <w:rPr>
@@ -1803,7 +1776,7 @@
             <w:fldChar w:fldCharType="begin"/>
           </w:r>
           <w:r>
-            <w:instrText xml:space="preserve"> PAGEREF _Toc15236 \h </w:instrText>
+            <w:instrText xml:space="preserve"> PAGEREF _Toc23463 \h </w:instrText>
           </w:r>
           <w:r>
             <w:fldChar w:fldCharType="separate"/>
@@ -1825,23 +1798,9 @@
         <w:p>
           <w:pPr>
             <w:pStyle w:val="16"/>
-            <w:keepNext w:val="0"/>
-            <w:keepLines w:val="0"/>
-            <w:pageBreakBefore w:val="0"/>
-            <w:widowControl w:val="0"/>
             <w:tabs>
               <w:tab w:val="right" w:leader="dot" w:pos="8336"/>
             </w:tabs>
-            <w:kinsoku w:val="0"/>
-            <w:wordWrap/>
-            <w:overflowPunct/>
-            <w:topLinePunct w:val="0"/>
-            <w:autoSpaceDE w:val="0"/>
-            <w:autoSpaceDN w:val="0"/>
-            <w:bidi w:val="0"/>
-            <w:adjustRightInd w:val="0"/>
-            <w:snapToGrid w:val="0"/>
-            <w:textAlignment w:val="baseline"/>
           </w:pPr>
           <w:r>
             <w:rPr>
@@ -1855,7 +1814,7 @@
               <w:rFonts w:ascii="宋体" w:hAnsi="宋体" w:eastAsia="宋体" w:cs="宋体"/>
               <w:szCs w:val="21"/>
             </w:rPr>
-            <w:instrText xml:space="preserve"> HYPERLINK \l _Toc28648 </w:instrText>
+            <w:instrText xml:space="preserve"> HYPERLINK \l _Toc22127 </w:instrText>
           </w:r>
           <w:r>
             <w:rPr>
@@ -1880,7 +1839,7 @@
             <w:fldChar w:fldCharType="begin"/>
           </w:r>
           <w:r>
-            <w:instrText xml:space="preserve"> PAGEREF _Toc28648 \h </w:instrText>
+            <w:instrText xml:space="preserve"> PAGEREF _Toc22127 \h </w:instrText>
           </w:r>
           <w:r>
             <w:fldChar w:fldCharType="separate"/>
@@ -1902,23 +1861,9 @@
         <w:p>
           <w:pPr>
             <w:pStyle w:val="17"/>
-            <w:keepNext w:val="0"/>
-            <w:keepLines w:val="0"/>
-            <w:pageBreakBefore w:val="0"/>
-            <w:widowControl w:val="0"/>
             <w:tabs>
               <w:tab w:val="right" w:leader="dot" w:pos="8336"/>
             </w:tabs>
-            <w:kinsoku w:val="0"/>
-            <w:wordWrap/>
-            <w:overflowPunct/>
-            <w:topLinePunct w:val="0"/>
-            <w:autoSpaceDE w:val="0"/>
-            <w:autoSpaceDN w:val="0"/>
-            <w:bidi w:val="0"/>
-            <w:adjustRightInd w:val="0"/>
-            <w:snapToGrid w:val="0"/>
-            <w:textAlignment w:val="baseline"/>
           </w:pPr>
           <w:r>
             <w:rPr>
@@ -1932,7 +1877,7 @@
               <w:rFonts w:ascii="宋体" w:hAnsi="宋体" w:eastAsia="宋体" w:cs="宋体"/>
               <w:szCs w:val="21"/>
             </w:rPr>
-            <w:instrText xml:space="preserve"> HYPERLINK \l _Toc12198 </w:instrText>
+            <w:instrText xml:space="preserve"> HYPERLINK \l _Toc3041 </w:instrText>
           </w:r>
           <w:r>
             <w:rPr>
@@ -1956,7 +1901,7 @@
             <w:fldChar w:fldCharType="begin"/>
           </w:r>
           <w:r>
-            <w:instrText xml:space="preserve"> PAGEREF _Toc12198 \h </w:instrText>
+            <w:instrText xml:space="preserve"> PAGEREF _Toc3041 \h </w:instrText>
           </w:r>
           <w:r>
             <w:fldChar w:fldCharType="separate"/>
@@ -1978,23 +1923,9 @@
         <w:p>
           <w:pPr>
             <w:pStyle w:val="16"/>
-            <w:keepNext w:val="0"/>
-            <w:keepLines w:val="0"/>
-            <w:pageBreakBefore w:val="0"/>
-            <w:widowControl w:val="0"/>
             <w:tabs>
               <w:tab w:val="right" w:leader="dot" w:pos="8336"/>
             </w:tabs>
-            <w:kinsoku w:val="0"/>
-            <w:wordWrap/>
-            <w:overflowPunct/>
-            <w:topLinePunct w:val="0"/>
-            <w:autoSpaceDE w:val="0"/>
-            <w:autoSpaceDN w:val="0"/>
-            <w:bidi w:val="0"/>
-            <w:adjustRightInd w:val="0"/>
-            <w:snapToGrid w:val="0"/>
-            <w:textAlignment w:val="baseline"/>
           </w:pPr>
           <w:r>
             <w:rPr>
@@ -2008,7 +1939,7 @@
               <w:rFonts w:ascii="宋体" w:hAnsi="宋体" w:eastAsia="宋体" w:cs="宋体"/>
               <w:szCs w:val="21"/>
             </w:rPr>
-            <w:instrText xml:space="preserve"> HYPERLINK \l _Toc25880 </w:instrText>
+            <w:instrText xml:space="preserve"> HYPERLINK \l _Toc29468 </w:instrText>
           </w:r>
           <w:r>
             <w:rPr>
@@ -2033,13 +1964,13 @@
             <w:fldChar w:fldCharType="begin"/>
           </w:r>
           <w:r>
-            <w:instrText xml:space="preserve"> PAGEREF _Toc25880 \h </w:instrText>
+            <w:instrText xml:space="preserve"> PAGEREF _Toc29468 \h </w:instrText>
           </w:r>
           <w:r>
             <w:fldChar w:fldCharType="separate"/>
           </w:r>
           <w:r>
-            <w:t>5</w:t>
+            <w:t>4</w:t>
           </w:r>
           <w:r>
             <w:fldChar w:fldCharType="end"/>
@@ -2055,23 +1986,9 @@
         <w:p>
           <w:pPr>
             <w:pStyle w:val="17"/>
-            <w:keepNext w:val="0"/>
-            <w:keepLines w:val="0"/>
-            <w:pageBreakBefore w:val="0"/>
-            <w:widowControl w:val="0"/>
             <w:tabs>
               <w:tab w:val="right" w:leader="dot" w:pos="8336"/>
             </w:tabs>
-            <w:kinsoku w:val="0"/>
-            <w:wordWrap/>
-            <w:overflowPunct/>
-            <w:topLinePunct w:val="0"/>
-            <w:autoSpaceDE w:val="0"/>
-            <w:autoSpaceDN w:val="0"/>
-            <w:bidi w:val="0"/>
-            <w:adjustRightInd w:val="0"/>
-            <w:snapToGrid w:val="0"/>
-            <w:textAlignment w:val="baseline"/>
           </w:pPr>
           <w:r>
             <w:rPr>
@@ -2085,7 +2002,7 @@
               <w:rFonts w:ascii="宋体" w:hAnsi="宋体" w:eastAsia="宋体" w:cs="宋体"/>
               <w:szCs w:val="21"/>
             </w:rPr>
-            <w:instrText xml:space="preserve"> HYPERLINK \l _Toc1136 </w:instrText>
+            <w:instrText xml:space="preserve"> HYPERLINK \l _Toc31713 </w:instrText>
           </w:r>
           <w:r>
             <w:rPr>
@@ -2110,13 +2027,13 @@
             <w:fldChar w:fldCharType="begin"/>
           </w:r>
           <w:r>
-            <w:instrText xml:space="preserve"> PAGEREF _Toc1136 \h </w:instrText>
+            <w:instrText xml:space="preserve"> PAGEREF _Toc31713 \h </w:instrText>
           </w:r>
           <w:r>
             <w:fldChar w:fldCharType="separate"/>
           </w:r>
           <w:r>
-            <w:t>5</w:t>
+            <w:t>4</w:t>
           </w:r>
           <w:r>
             <w:fldChar w:fldCharType="end"/>
@@ -2132,23 +2049,9 @@
         <w:p>
           <w:pPr>
             <w:pStyle w:val="17"/>
-            <w:keepNext w:val="0"/>
-            <w:keepLines w:val="0"/>
-            <w:pageBreakBefore w:val="0"/>
-            <w:widowControl w:val="0"/>
             <w:tabs>
               <w:tab w:val="right" w:leader="dot" w:pos="8336"/>
             </w:tabs>
-            <w:kinsoku w:val="0"/>
-            <w:wordWrap/>
-            <w:overflowPunct/>
-            <w:topLinePunct w:val="0"/>
-            <w:autoSpaceDE w:val="0"/>
-            <w:autoSpaceDN w:val="0"/>
-            <w:bidi w:val="0"/>
-            <w:adjustRightInd w:val="0"/>
-            <w:snapToGrid w:val="0"/>
-            <w:textAlignment w:val="baseline"/>
           </w:pPr>
           <w:r>
             <w:rPr>
@@ -2162,7 +2065,7 @@
               <w:rFonts w:ascii="宋体" w:hAnsi="宋体" w:eastAsia="宋体" w:cs="宋体"/>
               <w:szCs w:val="21"/>
             </w:rPr>
-            <w:instrText xml:space="preserve"> HYPERLINK \l _Toc20049 </w:instrText>
+            <w:instrText xml:space="preserve"> HYPERLINK \l _Toc26276 </w:instrText>
           </w:r>
           <w:r>
             <w:rPr>
@@ -2187,13 +2090,13 @@
             <w:fldChar w:fldCharType="begin"/>
           </w:r>
           <w:r>
-            <w:instrText xml:space="preserve"> PAGEREF _Toc20049 \h </w:instrText>
+            <w:instrText xml:space="preserve"> PAGEREF _Toc26276 \h </w:instrText>
           </w:r>
           <w:r>
             <w:fldChar w:fldCharType="separate"/>
           </w:r>
           <w:r>
-            <w:t>5</w:t>
+            <w:t>4</w:t>
           </w:r>
           <w:r>
             <w:fldChar w:fldCharType="end"/>
@@ -2209,23 +2112,9 @@
         <w:p>
           <w:pPr>
             <w:pStyle w:val="17"/>
-            <w:keepNext w:val="0"/>
-            <w:keepLines w:val="0"/>
-            <w:pageBreakBefore w:val="0"/>
-            <w:widowControl w:val="0"/>
             <w:tabs>
               <w:tab w:val="right" w:leader="dot" w:pos="8336"/>
             </w:tabs>
-            <w:kinsoku w:val="0"/>
-            <w:wordWrap/>
-            <w:overflowPunct/>
-            <w:topLinePunct w:val="0"/>
-            <w:autoSpaceDE w:val="0"/>
-            <w:autoSpaceDN w:val="0"/>
-            <w:bidi w:val="0"/>
-            <w:adjustRightInd w:val="0"/>
-            <w:snapToGrid w:val="0"/>
-            <w:textAlignment w:val="baseline"/>
           </w:pPr>
           <w:r>
             <w:rPr>
@@ -2239,7 +2128,7 @@
               <w:rFonts w:ascii="宋体" w:hAnsi="宋体" w:eastAsia="宋体" w:cs="宋体"/>
               <w:szCs w:val="21"/>
             </w:rPr>
-            <w:instrText xml:space="preserve"> HYPERLINK \l _Toc1058 </w:instrText>
+            <w:instrText xml:space="preserve"> HYPERLINK \l _Toc5595 </w:instrText>
           </w:r>
           <w:r>
             <w:rPr>
@@ -2264,13 +2153,13 @@
             <w:fldChar w:fldCharType="begin"/>
           </w:r>
           <w:r>
-            <w:instrText xml:space="preserve"> PAGEREF _Toc1058 \h </w:instrText>
+            <w:instrText xml:space="preserve"> PAGEREF _Toc5595 \h </w:instrText>
           </w:r>
           <w:r>
             <w:fldChar w:fldCharType="separate"/>
           </w:r>
           <w:r>
-            <w:t>5</w:t>
+            <w:t>4</w:t>
           </w:r>
           <w:r>
             <w:fldChar w:fldCharType="end"/>
@@ -2286,23 +2175,9 @@
         <w:p>
           <w:pPr>
             <w:pStyle w:val="16"/>
-            <w:keepNext w:val="0"/>
-            <w:keepLines w:val="0"/>
-            <w:pageBreakBefore w:val="0"/>
-            <w:widowControl w:val="0"/>
             <w:tabs>
               <w:tab w:val="right" w:leader="dot" w:pos="8336"/>
             </w:tabs>
-            <w:kinsoku w:val="0"/>
-            <w:wordWrap/>
-            <w:overflowPunct/>
-            <w:topLinePunct w:val="0"/>
-            <w:autoSpaceDE w:val="0"/>
-            <w:autoSpaceDN w:val="0"/>
-            <w:bidi w:val="0"/>
-            <w:adjustRightInd w:val="0"/>
-            <w:snapToGrid w:val="0"/>
-            <w:textAlignment w:val="baseline"/>
           </w:pPr>
           <w:r>
             <w:rPr>
@@ -2316,7 +2191,7 @@
               <w:rFonts w:ascii="宋体" w:hAnsi="宋体" w:eastAsia="宋体" w:cs="宋体"/>
               <w:szCs w:val="21"/>
             </w:rPr>
-            <w:instrText xml:space="preserve"> HYPERLINK \l _Toc18112 </w:instrText>
+            <w:instrText xml:space="preserve"> HYPERLINK \l _Toc32165 </w:instrText>
           </w:r>
           <w:r>
             <w:rPr>
@@ -2341,13 +2216,13 @@
             <w:fldChar w:fldCharType="begin"/>
           </w:r>
           <w:r>
-            <w:instrText xml:space="preserve"> PAGEREF _Toc18112 \h </w:instrText>
+            <w:instrText xml:space="preserve"> PAGEREF _Toc32165 \h </w:instrText>
           </w:r>
           <w:r>
             <w:fldChar w:fldCharType="separate"/>
           </w:r>
           <w:r>
-            <w:t>5</w:t>
+            <w:t>4</w:t>
           </w:r>
           <w:r>
             <w:fldChar w:fldCharType="end"/>
@@ -2363,23 +2238,9 @@
         <w:p>
           <w:pPr>
             <w:pStyle w:val="17"/>
-            <w:keepNext w:val="0"/>
-            <w:keepLines w:val="0"/>
-            <w:pageBreakBefore w:val="0"/>
-            <w:widowControl w:val="0"/>
             <w:tabs>
               <w:tab w:val="right" w:leader="dot" w:pos="8336"/>
             </w:tabs>
-            <w:kinsoku w:val="0"/>
-            <w:wordWrap/>
-            <w:overflowPunct/>
-            <w:topLinePunct w:val="0"/>
-            <w:autoSpaceDE w:val="0"/>
-            <w:autoSpaceDN w:val="0"/>
-            <w:bidi w:val="0"/>
-            <w:adjustRightInd w:val="0"/>
-            <w:snapToGrid w:val="0"/>
-            <w:textAlignment w:val="baseline"/>
           </w:pPr>
           <w:r>
             <w:rPr>
@@ -2393,7 +2254,7 @@
               <w:rFonts w:ascii="宋体" w:hAnsi="宋体" w:eastAsia="宋体" w:cs="宋体"/>
               <w:szCs w:val="21"/>
             </w:rPr>
-            <w:instrText xml:space="preserve"> HYPERLINK \l _Toc14178 </w:instrText>
+            <w:instrText xml:space="preserve"> HYPERLINK \l _Toc23081 </w:instrText>
           </w:r>
           <w:r>
             <w:rPr>
@@ -2418,13 +2279,13 @@
             <w:fldChar w:fldCharType="begin"/>
           </w:r>
           <w:r>
-            <w:instrText xml:space="preserve"> PAGEREF _Toc14178 \h </w:instrText>
+            <w:instrText xml:space="preserve"> PAGEREF _Toc23081 \h </w:instrText>
           </w:r>
           <w:r>
             <w:fldChar w:fldCharType="separate"/>
           </w:r>
           <w:r>
-            <w:t>5</w:t>
+            <w:t>4</w:t>
           </w:r>
           <w:r>
             <w:fldChar w:fldCharType="end"/>
@@ -2440,23 +2301,9 @@
         <w:p>
           <w:pPr>
             <w:pStyle w:val="17"/>
-            <w:keepNext w:val="0"/>
-            <w:keepLines w:val="0"/>
-            <w:pageBreakBefore w:val="0"/>
-            <w:widowControl w:val="0"/>
             <w:tabs>
               <w:tab w:val="right" w:leader="dot" w:pos="8336"/>
             </w:tabs>
-            <w:kinsoku w:val="0"/>
-            <w:wordWrap/>
-            <w:overflowPunct/>
-            <w:topLinePunct w:val="0"/>
-            <w:autoSpaceDE w:val="0"/>
-            <w:autoSpaceDN w:val="0"/>
-            <w:bidi w:val="0"/>
-            <w:adjustRightInd w:val="0"/>
-            <w:snapToGrid w:val="0"/>
-            <w:textAlignment w:val="baseline"/>
           </w:pPr>
           <w:r>
             <w:rPr>
@@ -2470,7 +2317,7 @@
               <w:rFonts w:ascii="宋体" w:hAnsi="宋体" w:eastAsia="宋体" w:cs="宋体"/>
               <w:szCs w:val="21"/>
             </w:rPr>
-            <w:instrText xml:space="preserve"> HYPERLINK \l _Toc19962 </w:instrText>
+            <w:instrText xml:space="preserve"> HYPERLINK \l _Toc27750 </w:instrText>
           </w:r>
           <w:r>
             <w:rPr>
@@ -2495,13 +2342,13 @@
             <w:fldChar w:fldCharType="begin"/>
           </w:r>
           <w:r>
-            <w:instrText xml:space="preserve"> PAGEREF _Toc19962 \h </w:instrText>
+            <w:instrText xml:space="preserve"> PAGEREF _Toc27750 \h </w:instrText>
           </w:r>
           <w:r>
             <w:fldChar w:fldCharType="separate"/>
           </w:r>
           <w:r>
-            <w:t>5</w:t>
+            <w:t>4</w:t>
           </w:r>
           <w:r>
             <w:fldChar w:fldCharType="end"/>
@@ -2517,23 +2364,9 @@
         <w:p>
           <w:pPr>
             <w:pStyle w:val="17"/>
-            <w:keepNext w:val="0"/>
-            <w:keepLines w:val="0"/>
-            <w:pageBreakBefore w:val="0"/>
-            <w:widowControl w:val="0"/>
             <w:tabs>
               <w:tab w:val="right" w:leader="dot" w:pos="8336"/>
             </w:tabs>
-            <w:kinsoku w:val="0"/>
-            <w:wordWrap/>
-            <w:overflowPunct/>
-            <w:topLinePunct w:val="0"/>
-            <w:autoSpaceDE w:val="0"/>
-            <w:autoSpaceDN w:val="0"/>
-            <w:bidi w:val="0"/>
-            <w:adjustRightInd w:val="0"/>
-            <w:snapToGrid w:val="0"/>
-            <w:textAlignment w:val="baseline"/>
           </w:pPr>
           <w:r>
             <w:rPr>
@@ -2547,7 +2380,7 @@
               <w:rFonts w:ascii="宋体" w:hAnsi="宋体" w:eastAsia="宋体" w:cs="宋体"/>
               <w:szCs w:val="21"/>
             </w:rPr>
-            <w:instrText xml:space="preserve"> HYPERLINK \l _Toc23275 </w:instrText>
+            <w:instrText xml:space="preserve"> HYPERLINK \l _Toc21506 </w:instrText>
           </w:r>
           <w:r>
             <w:rPr>
@@ -2572,13 +2405,13 @@
             <w:fldChar w:fldCharType="begin"/>
           </w:r>
           <w:r>
-            <w:instrText xml:space="preserve"> PAGEREF _Toc23275 \h </w:instrText>
+            <w:instrText xml:space="preserve"> PAGEREF _Toc21506 \h </w:instrText>
           </w:r>
           <w:r>
             <w:fldChar w:fldCharType="separate"/>
           </w:r>
           <w:r>
-            <w:t>6</w:t>
+            <w:t>5</w:t>
           </w:r>
           <w:r>
             <w:fldChar w:fldCharType="end"/>
@@ -2594,23 +2427,9 @@
         <w:p>
           <w:pPr>
             <w:pStyle w:val="16"/>
-            <w:keepNext w:val="0"/>
-            <w:keepLines w:val="0"/>
-            <w:pageBreakBefore w:val="0"/>
-            <w:widowControl w:val="0"/>
             <w:tabs>
               <w:tab w:val="right" w:leader="dot" w:pos="8336"/>
             </w:tabs>
-            <w:kinsoku w:val="0"/>
-            <w:wordWrap/>
-            <w:overflowPunct/>
-            <w:topLinePunct w:val="0"/>
-            <w:autoSpaceDE w:val="0"/>
-            <w:autoSpaceDN w:val="0"/>
-            <w:bidi w:val="0"/>
-            <w:adjustRightInd w:val="0"/>
-            <w:snapToGrid w:val="0"/>
-            <w:textAlignment w:val="baseline"/>
           </w:pPr>
           <w:r>
             <w:rPr>
@@ -2624,7 +2443,7 @@
               <w:rFonts w:ascii="宋体" w:hAnsi="宋体" w:eastAsia="宋体" w:cs="宋体"/>
               <w:szCs w:val="21"/>
             </w:rPr>
-            <w:instrText xml:space="preserve"> HYPERLINK \l _Toc25436 </w:instrText>
+            <w:instrText xml:space="preserve"> HYPERLINK \l _Toc16678 </w:instrText>
           </w:r>
           <w:r>
             <w:rPr>
@@ -2649,13 +2468,13 @@
             <w:fldChar w:fldCharType="begin"/>
           </w:r>
           <w:r>
-            <w:instrText xml:space="preserve"> PAGEREF _Toc25436 \h </w:instrText>
+            <w:instrText xml:space="preserve"> PAGEREF _Toc16678 \h </w:instrText>
           </w:r>
           <w:r>
             <w:fldChar w:fldCharType="separate"/>
           </w:r>
           <w:r>
-            <w:t>6</w:t>
+            <w:t>5</w:t>
           </w:r>
           <w:r>
             <w:fldChar w:fldCharType="end"/>
@@ -2671,23 +2490,9 @@
         <w:p>
           <w:pPr>
             <w:pStyle w:val="16"/>
-            <w:keepNext w:val="0"/>
-            <w:keepLines w:val="0"/>
-            <w:pageBreakBefore w:val="0"/>
-            <w:widowControl w:val="0"/>
             <w:tabs>
               <w:tab w:val="right" w:leader="dot" w:pos="8336"/>
             </w:tabs>
-            <w:kinsoku w:val="0"/>
-            <w:wordWrap/>
-            <w:overflowPunct/>
-            <w:topLinePunct w:val="0"/>
-            <w:autoSpaceDE w:val="0"/>
-            <w:autoSpaceDN w:val="0"/>
-            <w:bidi w:val="0"/>
-            <w:adjustRightInd w:val="0"/>
-            <w:snapToGrid w:val="0"/>
-            <w:textAlignment w:val="baseline"/>
           </w:pPr>
           <w:r>
             <w:rPr>
@@ -2701,7 +2506,7 @@
               <w:rFonts w:ascii="宋体" w:hAnsi="宋体" w:eastAsia="宋体" w:cs="宋体"/>
               <w:szCs w:val="21"/>
             </w:rPr>
-            <w:instrText xml:space="preserve"> HYPERLINK \l _Toc6127 </w:instrText>
+            <w:instrText xml:space="preserve"> HYPERLINK \l _Toc20740 </w:instrText>
           </w:r>
           <w:r>
             <w:rPr>
@@ -2726,13 +2531,13 @@
             <w:fldChar w:fldCharType="begin"/>
           </w:r>
           <w:r>
-            <w:instrText xml:space="preserve"> PAGEREF _Toc6127 \h </w:instrText>
+            <w:instrText xml:space="preserve"> PAGEREF _Toc20740 \h </w:instrText>
           </w:r>
           <w:r>
             <w:fldChar w:fldCharType="separate"/>
           </w:r>
           <w:r>
-            <w:t>6</w:t>
+            <w:t>5</w:t>
           </w:r>
           <w:r>
             <w:fldChar w:fldCharType="end"/>
@@ -2748,23 +2553,9 @@
         <w:p>
           <w:pPr>
             <w:pStyle w:val="16"/>
-            <w:keepNext w:val="0"/>
-            <w:keepLines w:val="0"/>
-            <w:pageBreakBefore w:val="0"/>
-            <w:widowControl w:val="0"/>
             <w:tabs>
               <w:tab w:val="right" w:leader="dot" w:pos="8336"/>
             </w:tabs>
-            <w:kinsoku w:val="0"/>
-            <w:wordWrap/>
-            <w:overflowPunct/>
-            <w:topLinePunct w:val="0"/>
-            <w:autoSpaceDE w:val="0"/>
-            <w:autoSpaceDN w:val="0"/>
-            <w:bidi w:val="0"/>
-            <w:adjustRightInd w:val="0"/>
-            <w:snapToGrid w:val="0"/>
-            <w:textAlignment w:val="baseline"/>
           </w:pPr>
           <w:r>
             <w:rPr>
@@ -2778,7 +2569,7 @@
               <w:rFonts w:ascii="宋体" w:hAnsi="宋体" w:eastAsia="宋体" w:cs="宋体"/>
               <w:szCs w:val="21"/>
             </w:rPr>
-            <w:instrText xml:space="preserve"> HYPERLINK \l _Toc15729 </w:instrText>
+            <w:instrText xml:space="preserve"> HYPERLINK \l _Toc4601 </w:instrText>
           </w:r>
           <w:r>
             <w:rPr>
@@ -2810,13 +2601,13 @@
             <w:fldChar w:fldCharType="begin"/>
           </w:r>
           <w:r>
-            <w:instrText xml:space="preserve"> PAGEREF _Toc15729 \h </w:instrText>
+            <w:instrText xml:space="preserve"> PAGEREF _Toc4601 \h </w:instrText>
           </w:r>
           <w:r>
             <w:fldChar w:fldCharType="separate"/>
           </w:r>
           <w:r>
-            <w:t>6</w:t>
+            <w:t>5</w:t>
           </w:r>
           <w:r>
             <w:fldChar w:fldCharType="end"/>
@@ -2832,23 +2623,9 @@
         <w:p>
           <w:pPr>
             <w:pStyle w:val="17"/>
-            <w:keepNext w:val="0"/>
-            <w:keepLines w:val="0"/>
-            <w:pageBreakBefore w:val="0"/>
-            <w:widowControl w:val="0"/>
             <w:tabs>
               <w:tab w:val="right" w:leader="dot" w:pos="8336"/>
             </w:tabs>
-            <w:kinsoku w:val="0"/>
-            <w:wordWrap/>
-            <w:overflowPunct/>
-            <w:topLinePunct w:val="0"/>
-            <w:autoSpaceDE w:val="0"/>
-            <w:autoSpaceDN w:val="0"/>
-            <w:bidi w:val="0"/>
-            <w:adjustRightInd w:val="0"/>
-            <w:snapToGrid w:val="0"/>
-            <w:textAlignment w:val="baseline"/>
           </w:pPr>
           <w:r>
             <w:rPr>
@@ -2862,7 +2639,7 @@
               <w:rFonts w:ascii="宋体" w:hAnsi="宋体" w:eastAsia="宋体" w:cs="宋体"/>
               <w:szCs w:val="21"/>
             </w:rPr>
-            <w:instrText xml:space="preserve"> HYPERLINK \l _Toc15463 </w:instrText>
+            <w:instrText xml:space="preserve"> HYPERLINK \l _Toc23068 </w:instrText>
           </w:r>
           <w:r>
             <w:rPr>
@@ -2887,13 +2664,13 @@
             <w:fldChar w:fldCharType="begin"/>
           </w:r>
           <w:r>
-            <w:instrText xml:space="preserve"> PAGEREF _Toc15463 \h </w:instrText>
+            <w:instrText xml:space="preserve"> PAGEREF _Toc23068 \h </w:instrText>
           </w:r>
           <w:r>
             <w:fldChar w:fldCharType="separate"/>
           </w:r>
           <w:r>
-            <w:t>6</w:t>
+            <w:t>5</w:t>
           </w:r>
           <w:r>
             <w:fldChar w:fldCharType="end"/>
@@ -2909,23 +2686,9 @@
         <w:p>
           <w:pPr>
             <w:pStyle w:val="17"/>
-            <w:keepNext w:val="0"/>
-            <w:keepLines w:val="0"/>
-            <w:pageBreakBefore w:val="0"/>
-            <w:widowControl w:val="0"/>
             <w:tabs>
               <w:tab w:val="right" w:leader="dot" w:pos="8336"/>
             </w:tabs>
-            <w:kinsoku w:val="0"/>
-            <w:wordWrap/>
-            <w:overflowPunct/>
-            <w:topLinePunct w:val="0"/>
-            <w:autoSpaceDE w:val="0"/>
-            <w:autoSpaceDN w:val="0"/>
-            <w:bidi w:val="0"/>
-            <w:adjustRightInd w:val="0"/>
-            <w:snapToGrid w:val="0"/>
-            <w:textAlignment w:val="baseline"/>
           </w:pPr>
           <w:r>
             <w:rPr>
@@ -2939,7 +2702,7 @@
               <w:rFonts w:ascii="宋体" w:hAnsi="宋体" w:eastAsia="宋体" w:cs="宋体"/>
               <w:szCs w:val="21"/>
             </w:rPr>
-            <w:instrText xml:space="preserve"> HYPERLINK \l _Toc1414 </w:instrText>
+            <w:instrText xml:space="preserve"> HYPERLINK \l _Toc2718 </w:instrText>
           </w:r>
           <w:r>
             <w:rPr>
@@ -2964,13 +2727,13 @@
             <w:fldChar w:fldCharType="begin"/>
           </w:r>
           <w:r>
-            <w:instrText xml:space="preserve"> PAGEREF _Toc1414 \h </w:instrText>
+            <w:instrText xml:space="preserve"> PAGEREF _Toc2718 \h </w:instrText>
           </w:r>
           <w:r>
             <w:fldChar w:fldCharType="separate"/>
           </w:r>
           <w:r>
-            <w:t>7</w:t>
+            <w:t>6</w:t>
           </w:r>
           <w:r>
             <w:fldChar w:fldCharType="end"/>
@@ -2986,23 +2749,9 @@
         <w:p>
           <w:pPr>
             <w:pStyle w:val="17"/>
-            <w:keepNext w:val="0"/>
-            <w:keepLines w:val="0"/>
-            <w:pageBreakBefore w:val="0"/>
-            <w:widowControl w:val="0"/>
             <w:tabs>
               <w:tab w:val="right" w:leader="dot" w:pos="8336"/>
             </w:tabs>
-            <w:kinsoku w:val="0"/>
-            <w:wordWrap/>
-            <w:overflowPunct/>
-            <w:topLinePunct w:val="0"/>
-            <w:autoSpaceDE w:val="0"/>
-            <w:autoSpaceDN w:val="0"/>
-            <w:bidi w:val="0"/>
-            <w:adjustRightInd w:val="0"/>
-            <w:snapToGrid w:val="0"/>
-            <w:textAlignment w:val="baseline"/>
           </w:pPr>
           <w:r>
             <w:rPr>
@@ -3016,7 +2765,7 @@
               <w:rFonts w:ascii="宋体" w:hAnsi="宋体" w:eastAsia="宋体" w:cs="宋体"/>
               <w:szCs w:val="21"/>
             </w:rPr>
-            <w:instrText xml:space="preserve"> HYPERLINK \l _Toc23253 </w:instrText>
+            <w:instrText xml:space="preserve"> HYPERLINK \l _Toc8326 </w:instrText>
           </w:r>
           <w:r>
             <w:rPr>
@@ -3041,13 +2790,13 @@
             <w:fldChar w:fldCharType="begin"/>
           </w:r>
           <w:r>
-            <w:instrText xml:space="preserve"> PAGEREF _Toc23253 \h </w:instrText>
+            <w:instrText xml:space="preserve"> PAGEREF _Toc8326 \h </w:instrText>
           </w:r>
           <w:r>
             <w:fldChar w:fldCharType="separate"/>
           </w:r>
           <w:r>
-            <w:t>7</w:t>
+            <w:t>6</w:t>
           </w:r>
           <w:r>
             <w:fldChar w:fldCharType="end"/>
@@ -3063,23 +2812,9 @@
         <w:p>
           <w:pPr>
             <w:pStyle w:val="17"/>
-            <w:keepNext w:val="0"/>
-            <w:keepLines w:val="0"/>
-            <w:pageBreakBefore w:val="0"/>
-            <w:widowControl w:val="0"/>
             <w:tabs>
               <w:tab w:val="right" w:leader="dot" w:pos="8336"/>
             </w:tabs>
-            <w:kinsoku w:val="0"/>
-            <w:wordWrap/>
-            <w:overflowPunct/>
-            <w:topLinePunct w:val="0"/>
-            <w:autoSpaceDE w:val="0"/>
-            <w:autoSpaceDN w:val="0"/>
-            <w:bidi w:val="0"/>
-            <w:adjustRightInd w:val="0"/>
-            <w:snapToGrid w:val="0"/>
-            <w:textAlignment w:val="baseline"/>
           </w:pPr>
           <w:r>
             <w:rPr>
@@ -3093,7 +2828,7 @@
               <w:rFonts w:ascii="宋体" w:hAnsi="宋体" w:eastAsia="宋体" w:cs="宋体"/>
               <w:szCs w:val="21"/>
             </w:rPr>
-            <w:instrText xml:space="preserve"> HYPERLINK \l _Toc209 </w:instrText>
+            <w:instrText xml:space="preserve"> HYPERLINK \l _Toc25071 </w:instrText>
           </w:r>
           <w:r>
             <w:rPr>
@@ -3117,13 +2852,13 @@
             <w:fldChar w:fldCharType="begin"/>
           </w:r>
           <w:r>
-            <w:instrText xml:space="preserve"> PAGEREF _Toc209 \h </w:instrText>
+            <w:instrText xml:space="preserve"> PAGEREF _Toc25071 \h </w:instrText>
           </w:r>
           <w:r>
             <w:fldChar w:fldCharType="separate"/>
           </w:r>
           <w:r>
-            <w:t>8</w:t>
+            <w:t>7</w:t>
           </w:r>
           <w:r>
             <w:fldChar w:fldCharType="end"/>
@@ -3139,23 +2874,9 @@
         <w:p>
           <w:pPr>
             <w:pStyle w:val="16"/>
-            <w:keepNext w:val="0"/>
-            <w:keepLines w:val="0"/>
-            <w:pageBreakBefore w:val="0"/>
-            <w:widowControl w:val="0"/>
             <w:tabs>
               <w:tab w:val="right" w:leader="dot" w:pos="8336"/>
             </w:tabs>
-            <w:kinsoku w:val="0"/>
-            <w:wordWrap/>
-            <w:overflowPunct/>
-            <w:topLinePunct w:val="0"/>
-            <w:autoSpaceDE w:val="0"/>
-            <w:autoSpaceDN w:val="0"/>
-            <w:bidi w:val="0"/>
-            <w:adjustRightInd w:val="0"/>
-            <w:snapToGrid w:val="0"/>
-            <w:textAlignment w:val="baseline"/>
           </w:pPr>
           <w:r>
             <w:rPr>
@@ -3169,7 +2890,7 @@
               <w:rFonts w:ascii="宋体" w:hAnsi="宋体" w:eastAsia="宋体" w:cs="宋体"/>
               <w:szCs w:val="21"/>
             </w:rPr>
-            <w:instrText xml:space="preserve"> HYPERLINK \l _Toc13653 </w:instrText>
+            <w:instrText xml:space="preserve"> HYPERLINK \l _Toc26625 </w:instrText>
           </w:r>
           <w:r>
             <w:rPr>
@@ -3194,13 +2915,13 @@
             <w:fldChar w:fldCharType="begin"/>
           </w:r>
           <w:r>
-            <w:instrText xml:space="preserve"> PAGEREF _Toc13653 \h </w:instrText>
+            <w:instrText xml:space="preserve"> PAGEREF _Toc26625 \h </w:instrText>
           </w:r>
           <w:r>
             <w:fldChar w:fldCharType="separate"/>
           </w:r>
           <w:r>
-            <w:t>8</w:t>
+            <w:t>7</w:t>
           </w:r>
           <w:r>
             <w:fldChar w:fldCharType="end"/>
@@ -3216,23 +2937,9 @@
         <w:p>
           <w:pPr>
             <w:pStyle w:val="17"/>
-            <w:keepNext w:val="0"/>
-            <w:keepLines w:val="0"/>
-            <w:pageBreakBefore w:val="0"/>
-            <w:widowControl w:val="0"/>
             <w:tabs>
               <w:tab w:val="right" w:leader="dot" w:pos="8336"/>
             </w:tabs>
-            <w:kinsoku w:val="0"/>
-            <w:wordWrap/>
-            <w:overflowPunct/>
-            <w:topLinePunct w:val="0"/>
-            <w:autoSpaceDE w:val="0"/>
-            <w:autoSpaceDN w:val="0"/>
-            <w:bidi w:val="0"/>
-            <w:adjustRightInd w:val="0"/>
-            <w:snapToGrid w:val="0"/>
-            <w:textAlignment w:val="baseline"/>
           </w:pPr>
           <w:r>
             <w:rPr>
@@ -3246,7 +2953,7 @@
               <w:rFonts w:ascii="宋体" w:hAnsi="宋体" w:eastAsia="宋体" w:cs="宋体"/>
               <w:szCs w:val="21"/>
             </w:rPr>
-            <w:instrText xml:space="preserve"> HYPERLINK \l _Toc7123 </w:instrText>
+            <w:instrText xml:space="preserve"> HYPERLINK \l _Toc15318 </w:instrText>
           </w:r>
           <w:r>
             <w:rPr>
@@ -3271,13 +2978,13 @@
             <w:fldChar w:fldCharType="begin"/>
           </w:r>
           <w:r>
-            <w:instrText xml:space="preserve"> PAGEREF _Toc7123 \h </w:instrText>
+            <w:instrText xml:space="preserve"> PAGEREF _Toc15318 \h </w:instrText>
           </w:r>
           <w:r>
             <w:fldChar w:fldCharType="separate"/>
           </w:r>
           <w:r>
-            <w:t>8</w:t>
+            <w:t>7</w:t>
           </w:r>
           <w:r>
             <w:fldChar w:fldCharType="end"/>
@@ -3293,23 +3000,9 @@
         <w:p>
           <w:pPr>
             <w:pStyle w:val="17"/>
-            <w:keepNext w:val="0"/>
-            <w:keepLines w:val="0"/>
-            <w:pageBreakBefore w:val="0"/>
-            <w:widowControl w:val="0"/>
             <w:tabs>
               <w:tab w:val="right" w:leader="dot" w:pos="8336"/>
             </w:tabs>
-            <w:kinsoku w:val="0"/>
-            <w:wordWrap/>
-            <w:overflowPunct/>
-            <w:topLinePunct w:val="0"/>
-            <w:autoSpaceDE w:val="0"/>
-            <w:autoSpaceDN w:val="0"/>
-            <w:bidi w:val="0"/>
-            <w:adjustRightInd w:val="0"/>
-            <w:snapToGrid w:val="0"/>
-            <w:textAlignment w:val="baseline"/>
           </w:pPr>
           <w:r>
             <w:rPr>
@@ -3323,7 +3016,7 @@
               <w:rFonts w:ascii="宋体" w:hAnsi="宋体" w:eastAsia="宋体" w:cs="宋体"/>
               <w:szCs w:val="21"/>
             </w:rPr>
-            <w:instrText xml:space="preserve"> HYPERLINK \l _Toc13801 </w:instrText>
+            <w:instrText xml:space="preserve"> HYPERLINK \l _Toc32617 </w:instrText>
           </w:r>
           <w:r>
             <w:rPr>
@@ -3348,13 +3041,13 @@
             <w:fldChar w:fldCharType="begin"/>
           </w:r>
           <w:r>
-            <w:instrText xml:space="preserve"> PAGEREF _Toc13801 \h </w:instrText>
+            <w:instrText xml:space="preserve"> PAGEREF _Toc32617 \h </w:instrText>
           </w:r>
           <w:r>
             <w:fldChar w:fldCharType="separate"/>
           </w:r>
           <w:r>
-            <w:t>8</w:t>
+            <w:t>7</w:t>
           </w:r>
           <w:r>
             <w:fldChar w:fldCharType="end"/>
@@ -3370,23 +3063,9 @@
         <w:p>
           <w:pPr>
             <w:pStyle w:val="17"/>
-            <w:keepNext w:val="0"/>
-            <w:keepLines w:val="0"/>
-            <w:pageBreakBefore w:val="0"/>
-            <w:widowControl w:val="0"/>
             <w:tabs>
               <w:tab w:val="right" w:leader="dot" w:pos="8336"/>
             </w:tabs>
-            <w:kinsoku w:val="0"/>
-            <w:wordWrap/>
-            <w:overflowPunct/>
-            <w:topLinePunct w:val="0"/>
-            <w:autoSpaceDE w:val="0"/>
-            <w:autoSpaceDN w:val="0"/>
-            <w:bidi w:val="0"/>
-            <w:adjustRightInd w:val="0"/>
-            <w:snapToGrid w:val="0"/>
-            <w:textAlignment w:val="baseline"/>
           </w:pPr>
           <w:r>
             <w:rPr>
@@ -3400,7 +3079,7 @@
               <w:rFonts w:ascii="宋体" w:hAnsi="宋体" w:eastAsia="宋体" w:cs="宋体"/>
               <w:szCs w:val="21"/>
             </w:rPr>
-            <w:instrText xml:space="preserve"> HYPERLINK \l _Toc12774 </w:instrText>
+            <w:instrText xml:space="preserve"> HYPERLINK \l _Toc25583 </w:instrText>
           </w:r>
           <w:r>
             <w:rPr>
@@ -3425,13 +3104,13 @@
             <w:fldChar w:fldCharType="begin"/>
           </w:r>
           <w:r>
-            <w:instrText xml:space="preserve"> PAGEREF _Toc12774 \h </w:instrText>
+            <w:instrText xml:space="preserve"> PAGEREF _Toc25583 \h </w:instrText>
           </w:r>
           <w:r>
             <w:fldChar w:fldCharType="separate"/>
           </w:r>
           <w:r>
-            <w:t>9</w:t>
+            <w:t>8</w:t>
           </w:r>
           <w:r>
             <w:fldChar w:fldCharType="end"/>
@@ -3447,23 +3126,9 @@
         <w:p>
           <w:pPr>
             <w:pStyle w:val="17"/>
-            <w:keepNext w:val="0"/>
-            <w:keepLines w:val="0"/>
-            <w:pageBreakBefore w:val="0"/>
-            <w:widowControl w:val="0"/>
             <w:tabs>
               <w:tab w:val="right" w:leader="dot" w:pos="8336"/>
             </w:tabs>
-            <w:kinsoku w:val="0"/>
-            <w:wordWrap/>
-            <w:overflowPunct/>
-            <w:topLinePunct w:val="0"/>
-            <w:autoSpaceDE w:val="0"/>
-            <w:autoSpaceDN w:val="0"/>
-            <w:bidi w:val="0"/>
-            <w:adjustRightInd w:val="0"/>
-            <w:snapToGrid w:val="0"/>
-            <w:textAlignment w:val="baseline"/>
           </w:pPr>
           <w:r>
             <w:rPr>
@@ -3477,7 +3142,7 @@
               <w:rFonts w:ascii="宋体" w:hAnsi="宋体" w:eastAsia="宋体" w:cs="宋体"/>
               <w:szCs w:val="21"/>
             </w:rPr>
-            <w:instrText xml:space="preserve"> HYPERLINK \l _Toc1633 </w:instrText>
+            <w:instrText xml:space="preserve"> HYPERLINK \l _Toc9040 </w:instrText>
           </w:r>
           <w:r>
             <w:rPr>
@@ -3502,13 +3167,13 @@
             <w:fldChar w:fldCharType="begin"/>
           </w:r>
           <w:r>
-            <w:instrText xml:space="preserve"> PAGEREF _Toc1633 \h </w:instrText>
+            <w:instrText xml:space="preserve"> PAGEREF _Toc9040 \h </w:instrText>
           </w:r>
           <w:r>
             <w:fldChar w:fldCharType="separate"/>
           </w:r>
           <w:r>
-            <w:t>9</w:t>
+            <w:t>8</w:t>
           </w:r>
           <w:r>
             <w:fldChar w:fldCharType="end"/>
@@ -3524,23 +3189,9 @@
         <w:p>
           <w:pPr>
             <w:pStyle w:val="17"/>
-            <w:keepNext w:val="0"/>
-            <w:keepLines w:val="0"/>
-            <w:pageBreakBefore w:val="0"/>
-            <w:widowControl w:val="0"/>
             <w:tabs>
               <w:tab w:val="right" w:leader="dot" w:pos="8336"/>
             </w:tabs>
-            <w:kinsoku w:val="0"/>
-            <w:wordWrap/>
-            <w:overflowPunct/>
-            <w:topLinePunct w:val="0"/>
-            <w:autoSpaceDE w:val="0"/>
-            <w:autoSpaceDN w:val="0"/>
-            <w:bidi w:val="0"/>
-            <w:adjustRightInd w:val="0"/>
-            <w:snapToGrid w:val="0"/>
-            <w:textAlignment w:val="baseline"/>
           </w:pPr>
           <w:r>
             <w:rPr>
@@ -3554,7 +3205,7 @@
               <w:rFonts w:ascii="宋体" w:hAnsi="宋体" w:eastAsia="宋体" w:cs="宋体"/>
               <w:szCs w:val="21"/>
             </w:rPr>
-            <w:instrText xml:space="preserve"> HYPERLINK \l _Toc31248 </w:instrText>
+            <w:instrText xml:space="preserve"> HYPERLINK \l _Toc28225 </w:instrText>
           </w:r>
           <w:r>
             <w:rPr>
@@ -3586,13 +3237,13 @@
             <w:fldChar w:fldCharType="begin"/>
           </w:r>
           <w:r>
-            <w:instrText xml:space="preserve"> PAGEREF _Toc31248 \h </w:instrText>
+            <w:instrText xml:space="preserve"> PAGEREF _Toc28225 \h </w:instrText>
           </w:r>
           <w:r>
             <w:fldChar w:fldCharType="separate"/>
           </w:r>
           <w:r>
-            <w:t>10</w:t>
+            <w:t>9</w:t>
           </w:r>
           <w:r>
             <w:fldChar w:fldCharType="end"/>
@@ -3608,23 +3259,9 @@
         <w:p>
           <w:pPr>
             <w:pStyle w:val="16"/>
-            <w:keepNext w:val="0"/>
-            <w:keepLines w:val="0"/>
-            <w:pageBreakBefore w:val="0"/>
-            <w:widowControl w:val="0"/>
             <w:tabs>
               <w:tab w:val="right" w:leader="dot" w:pos="8336"/>
             </w:tabs>
-            <w:kinsoku w:val="0"/>
-            <w:wordWrap/>
-            <w:overflowPunct/>
-            <w:topLinePunct w:val="0"/>
-            <w:autoSpaceDE w:val="0"/>
-            <w:autoSpaceDN w:val="0"/>
-            <w:bidi w:val="0"/>
-            <w:adjustRightInd w:val="0"/>
-            <w:snapToGrid w:val="0"/>
-            <w:textAlignment w:val="baseline"/>
           </w:pPr>
           <w:r>
             <w:rPr>
@@ -3638,7 +3275,7 @@
               <w:rFonts w:ascii="宋体" w:hAnsi="宋体" w:eastAsia="宋体" w:cs="宋体"/>
               <w:szCs w:val="21"/>
             </w:rPr>
-            <w:instrText xml:space="preserve"> HYPERLINK \l _Toc11345 </w:instrText>
+            <w:instrText xml:space="preserve"> HYPERLINK \l _Toc16988 </w:instrText>
           </w:r>
           <w:r>
             <w:rPr>
@@ -3663,13 +3300,13 @@
             <w:fldChar w:fldCharType="begin"/>
           </w:r>
           <w:r>
-            <w:instrText xml:space="preserve"> PAGEREF _Toc11345 \h </w:instrText>
+            <w:instrText xml:space="preserve"> PAGEREF _Toc16988 \h </w:instrText>
           </w:r>
           <w:r>
             <w:fldChar w:fldCharType="separate"/>
           </w:r>
           <w:r>
-            <w:t>10</w:t>
+            <w:t>9</w:t>
           </w:r>
           <w:r>
             <w:fldChar w:fldCharType="end"/>
@@ -3685,23 +3322,9 @@
         <w:p>
           <w:pPr>
             <w:pStyle w:val="16"/>
-            <w:keepNext w:val="0"/>
-            <w:keepLines w:val="0"/>
-            <w:pageBreakBefore w:val="0"/>
-            <w:widowControl w:val="0"/>
             <w:tabs>
               <w:tab w:val="right" w:leader="dot" w:pos="8336"/>
             </w:tabs>
-            <w:kinsoku w:val="0"/>
-            <w:wordWrap/>
-            <w:overflowPunct/>
-            <w:topLinePunct w:val="0"/>
-            <w:autoSpaceDE w:val="0"/>
-            <w:autoSpaceDN w:val="0"/>
-            <w:bidi w:val="0"/>
-            <w:adjustRightInd w:val="0"/>
-            <w:snapToGrid w:val="0"/>
-            <w:textAlignment w:val="baseline"/>
           </w:pPr>
           <w:r>
             <w:rPr>
@@ -3715,7 +3338,7 @@
               <w:rFonts w:ascii="宋体" w:hAnsi="宋体" w:eastAsia="宋体" w:cs="宋体"/>
               <w:szCs w:val="21"/>
             </w:rPr>
-            <w:instrText xml:space="preserve"> HYPERLINK \l _Toc2961 </w:instrText>
+            <w:instrText xml:space="preserve"> HYPERLINK \l _Toc30388 </w:instrText>
           </w:r>
           <w:r>
             <w:rPr>
@@ -3745,13 +3368,13 @@
             <w:fldChar w:fldCharType="begin"/>
           </w:r>
           <w:r>
-            <w:instrText xml:space="preserve"> PAGEREF _Toc2961 \h </w:instrText>
+            <w:instrText xml:space="preserve"> PAGEREF _Toc30388 \h </w:instrText>
           </w:r>
           <w:r>
             <w:fldChar w:fldCharType="separate"/>
           </w:r>
           <w:r>
-            <w:t>11</w:t>
+            <w:t>10</w:t>
           </w:r>
           <w:r>
             <w:fldChar w:fldCharType="end"/>
@@ -3767,23 +3390,9 @@
         <w:p>
           <w:pPr>
             <w:pStyle w:val="16"/>
-            <w:keepNext w:val="0"/>
-            <w:keepLines w:val="0"/>
-            <w:pageBreakBefore w:val="0"/>
-            <w:widowControl w:val="0"/>
             <w:tabs>
               <w:tab w:val="right" w:leader="dot" w:pos="8336"/>
             </w:tabs>
-            <w:kinsoku w:val="0"/>
-            <w:wordWrap/>
-            <w:overflowPunct/>
-            <w:topLinePunct w:val="0"/>
-            <w:autoSpaceDE w:val="0"/>
-            <w:autoSpaceDN w:val="0"/>
-            <w:bidi w:val="0"/>
-            <w:adjustRightInd w:val="0"/>
-            <w:snapToGrid w:val="0"/>
-            <w:textAlignment w:val="baseline"/>
           </w:pPr>
           <w:r>
             <w:rPr>
@@ -3797,7 +3406,7 @@
               <w:rFonts w:ascii="宋体" w:hAnsi="宋体" w:eastAsia="宋体" w:cs="宋体"/>
               <w:szCs w:val="21"/>
             </w:rPr>
-            <w:instrText xml:space="preserve"> HYPERLINK \l _Toc29173 </w:instrText>
+            <w:instrText xml:space="preserve"> HYPERLINK \l _Toc6498 </w:instrText>
           </w:r>
           <w:r>
             <w:rPr>
@@ -3822,13 +3431,13 @@
             <w:fldChar w:fldCharType="begin"/>
           </w:r>
           <w:r>
-            <w:instrText xml:space="preserve"> PAGEREF _Toc29173 \h </w:instrText>
+            <w:instrText xml:space="preserve"> PAGEREF _Toc6498 \h </w:instrText>
           </w:r>
           <w:r>
             <w:fldChar w:fldCharType="separate"/>
           </w:r>
           <w:r>
-            <w:t>11</w:t>
+            <w:t>10</w:t>
           </w:r>
           <w:r>
             <w:fldChar w:fldCharType="end"/>
@@ -3898,7 +3507,7 @@
       </w:pPr>
       <w:bookmarkStart w:id="4" w:name="bookmark1"/>
       <w:bookmarkEnd w:id="4"/>
-      <w:bookmarkStart w:id="5" w:name="_Toc25880"/>
+      <w:bookmarkStart w:id="5" w:name="_Toc29468"/>
       <w:r>
         <w:t>总则</w:t>
       </w:r>
@@ -3922,7 +3531,7 @@
         <w:snapToGrid w:val="0"/>
         <w:textAlignment w:val="baseline"/>
       </w:pPr>
-      <w:bookmarkStart w:id="6" w:name="_Toc1136"/>
+      <w:bookmarkStart w:id="6" w:name="_Toc31713"/>
       <w:r>
         <w:t>目的</w:t>
       </w:r>
@@ -4050,7 +3659,7 @@
         <w:snapToGrid w:val="0"/>
         <w:textAlignment w:val="baseline"/>
       </w:pPr>
-      <w:bookmarkStart w:id="7" w:name="_Toc20049"/>
+      <w:bookmarkStart w:id="7" w:name="_Toc26276"/>
       <w:r>
         <w:t>原则</w:t>
       </w:r>
@@ -4182,7 +3791,7 @@
         <w:snapToGrid w:val="0"/>
         <w:textAlignment w:val="baseline"/>
       </w:pPr>
-      <w:bookmarkStart w:id="8" w:name="_Toc1058"/>
+      <w:bookmarkStart w:id="8" w:name="_Toc5595"/>
       <w:r>
         <w:t>适用范围</w:t>
       </w:r>
@@ -4228,7 +3837,7 @@
         <w:snapToGrid w:val="0"/>
         <w:textAlignment w:val="baseline"/>
       </w:pPr>
-      <w:bookmarkStart w:id="9" w:name="_Toc18112"/>
+      <w:bookmarkStart w:id="9" w:name="_Toc32165"/>
       <w:r>
         <w:t>职责</w:t>
       </w:r>
@@ -4252,7 +3861,7 @@
         <w:snapToGrid w:val="0"/>
         <w:textAlignment w:val="baseline"/>
       </w:pPr>
-      <w:bookmarkStart w:id="10" w:name="_Toc14178"/>
+      <w:bookmarkStart w:id="10" w:name="_Toc23081"/>
       <w:r>
         <w:t>人力部职责</w:t>
       </w:r>
@@ -4357,7 +3966,7 @@
         <w:snapToGrid w:val="0"/>
         <w:textAlignment w:val="baseline"/>
       </w:pPr>
-      <w:bookmarkStart w:id="11" w:name="_Toc19962"/>
+      <w:bookmarkStart w:id="11" w:name="_Toc27750"/>
       <w:r>
         <w:t>考评人职责</w:t>
       </w:r>
@@ -4516,7 +4125,7 @@
         <w:snapToGrid w:val="0"/>
         <w:textAlignment w:val="baseline"/>
       </w:pPr>
-      <w:bookmarkStart w:id="12" w:name="_Toc23275"/>
+      <w:bookmarkStart w:id="12" w:name="_Toc21506"/>
       <w:r>
         <w:t>被考评人职责</w:t>
       </w:r>
@@ -4648,7 +4257,7 @@
         <w:snapToGrid w:val="0"/>
         <w:textAlignment w:val="baseline"/>
       </w:pPr>
-      <w:bookmarkStart w:id="13" w:name="_Toc25436"/>
+      <w:bookmarkStart w:id="13" w:name="_Toc16678"/>
       <w:r>
         <w:t>考评层级</w:t>
       </w:r>
@@ -4775,7 +4384,7 @@
         <w:snapToGrid w:val="0"/>
         <w:textAlignment w:val="baseline"/>
       </w:pPr>
-      <w:bookmarkStart w:id="14" w:name="_Toc6127"/>
+      <w:bookmarkStart w:id="14" w:name="_Toc20740"/>
       <w:r>
         <w:t>考评分类</w:t>
       </w:r>
@@ -4880,7 +4489,7 @@
           <w:szCs w:val="32"/>
         </w:rPr>
       </w:pPr>
-      <w:bookmarkStart w:id="15" w:name="_Toc15729"/>
+      <w:bookmarkStart w:id="15" w:name="_Toc4601"/>
       <w:r>
         <w:rPr>
           <w:rFonts w:ascii="宋体" w:hAnsi="宋体" w:eastAsia="宋体" w:cs="宋体"/>
@@ -4912,7 +4521,7 @@
         <w:snapToGrid w:val="0"/>
         <w:textAlignment w:val="baseline"/>
       </w:pPr>
-      <w:bookmarkStart w:id="16" w:name="_Toc15463"/>
+      <w:bookmarkStart w:id="16" w:name="_Toc23068"/>
       <w:r>
         <w:t>考评时间</w:t>
       </w:r>
@@ -5007,7 +4616,7 @@
           </w:tblCellMar>
         </w:tblPrEx>
         <w:trPr>
-          <w:trHeight w:val="707" w:hRule="atLeast"/>
+          <w:trHeight w:val="433" w:hRule="atLeast"/>
         </w:trPr>
         <w:tc>
           <w:tcPr>
@@ -5223,7 +4832,7 @@
           </w:tblCellMar>
         </w:tblPrEx>
         <w:trPr>
-          <w:trHeight w:val="700" w:hRule="atLeast"/>
+          <w:trHeight w:val="522" w:hRule="atLeast"/>
         </w:trPr>
         <w:tc>
           <w:tcPr>
@@ -5337,25 +4946,7 @@
                 <w:sz w:val="24"/>
                 <w:szCs w:val="24"/>
               </w:rPr>
-              <w:t>1</w:t>
-            </w:r>
-            <w:r>
-              <w:rPr>
-                <w:rFonts w:ascii="宋体" w:hAnsi="宋体" w:eastAsia="宋体" w:cs="宋体"/>
-                <w:spacing w:val="52"/>
-                <w:sz w:val="24"/>
-                <w:szCs w:val="24"/>
-              </w:rPr>
-              <w:t xml:space="preserve"> </w:t>
-            </w:r>
-            <w:r>
-              <w:rPr>
-                <w:rFonts w:ascii="宋体" w:hAnsi="宋体" w:eastAsia="宋体" w:cs="宋体"/>
-                <w:spacing w:val="-14"/>
-                <w:sz w:val="24"/>
-                <w:szCs w:val="24"/>
-              </w:rPr>
-              <w:t>日</w:t>
+              <w:t>1日</w:t>
             </w:r>
           </w:p>
         </w:tc>
@@ -5456,7 +5047,7 @@
           </w:tblCellMar>
         </w:tblPrEx>
         <w:trPr>
-          <w:trHeight w:val="823" w:hRule="atLeast"/>
+          <w:trHeight w:val="789" w:hRule="atLeast"/>
         </w:trPr>
         <w:tc>
           <w:tcPr>
@@ -5590,25 +5181,7 @@
                 <w:sz w:val="24"/>
                 <w:szCs w:val="24"/>
               </w:rPr>
-              <w:t>2-3</w:t>
-            </w:r>
-            <w:r>
-              <w:rPr>
-                <w:rFonts w:ascii="宋体" w:hAnsi="宋体" w:eastAsia="宋体" w:cs="宋体"/>
-                <w:spacing w:val="53"/>
-                <w:sz w:val="24"/>
-                <w:szCs w:val="24"/>
-              </w:rPr>
-              <w:t xml:space="preserve"> </w:t>
-            </w:r>
-            <w:r>
-              <w:rPr>
-                <w:rFonts w:ascii="宋体" w:hAnsi="宋体" w:eastAsia="宋体" w:cs="宋体"/>
-                <w:spacing w:val="-3"/>
-                <w:sz w:val="24"/>
-                <w:szCs w:val="24"/>
-              </w:rPr>
-              <w:t>日</w:t>
+              <w:t>2-3日</w:t>
             </w:r>
           </w:p>
         </w:tc>
@@ -5709,7 +5282,7 @@
           </w:tblCellMar>
         </w:tblPrEx>
         <w:trPr>
-          <w:trHeight w:val="699" w:hRule="atLeast"/>
+          <w:trHeight w:val="600" w:hRule="atLeast"/>
         </w:trPr>
         <w:tc>
           <w:tcPr>
@@ -5823,25 +5396,7 @@
                 <w:sz w:val="24"/>
                 <w:szCs w:val="24"/>
               </w:rPr>
-              <w:t>4</w:t>
-            </w:r>
-            <w:r>
-              <w:rPr>
-                <w:rFonts w:ascii="宋体" w:hAnsi="宋体" w:eastAsia="宋体" w:cs="宋体"/>
-                <w:spacing w:val="53"/>
-                <w:sz w:val="24"/>
-                <w:szCs w:val="24"/>
-              </w:rPr>
-              <w:t xml:space="preserve"> </w:t>
-            </w:r>
-            <w:r>
-              <w:rPr>
-                <w:rFonts w:ascii="宋体" w:hAnsi="宋体" w:eastAsia="宋体" w:cs="宋体"/>
-                <w:spacing w:val="-5"/>
-                <w:sz w:val="24"/>
-                <w:szCs w:val="24"/>
-              </w:rPr>
-              <w:t>日</w:t>
+              <w:t>4日</w:t>
             </w:r>
           </w:p>
         </w:tc>
@@ -5965,7 +5520,7 @@
         <w:snapToGrid w:val="0"/>
         <w:textAlignment w:val="baseline"/>
       </w:pPr>
-      <w:bookmarkStart w:id="17" w:name="_Toc1414"/>
+      <w:bookmarkStart w:id="17" w:name="_Toc2718"/>
       <w:r>
         <w:t>考评范围</w:t>
       </w:r>
@@ -6041,7 +5596,7 @@
         <w:snapToGrid w:val="0"/>
         <w:textAlignment w:val="baseline"/>
       </w:pPr>
-      <w:bookmarkStart w:id="18" w:name="_Toc23253"/>
+      <w:bookmarkStart w:id="18" w:name="_Toc8326"/>
       <w:r>
         <w:t>考评内容</w:t>
       </w:r>
@@ -6086,26 +5641,37 @@
         <w:adjustRightInd w:val="0"/>
         <w:snapToGrid w:val="0"/>
         <w:textAlignment w:val="baseline"/>
+        <w:rPr>
+          <w:rFonts w:hint="default" w:eastAsia="宋体"/>
+          <w:lang w:val="en-US" w:eastAsia="zh-CN"/>
+        </w:rPr>
       </w:pPr>
       <w:r>
-        <w:t>比例控制原则。以部门为单位对员工的考核成绩进行排名，由高至低划分等级为</w:t>
+        <w:t>比例控制原则</w:t>
+      </w:r>
+      <w:r>
+        <w:rPr>
+          <w:rFonts w:hint="eastAsia"/>
+          <w:lang w:eastAsia="zh-CN"/>
+        </w:rPr>
+        <w:t>：</w:t>
+      </w:r>
+      <w:r>
+        <w:t>以部门为单位对员工的考核成绩进行排名</w:t>
+      </w:r>
+      <w:r>
+        <w:rPr>
+          <w:rFonts w:hint="eastAsia"/>
+          <w:lang w:eastAsia="zh-CN"/>
+        </w:rPr>
+        <w:t>，</w:t>
       </w:r>
       <w:r>
         <w:rPr>
           <w:rFonts w:hint="eastAsia"/>
           <w:lang w:val="en-US" w:eastAsia="zh-CN"/>
         </w:rPr>
-        <w:t>A+、</w:t>
-      </w:r>
-      <w:r>
-        <w:t>A、B、C、</w:t>
-      </w:r>
-      <w:r>
-        <w:rPr>
-          <w:rFonts w:hint="eastAsia"/>
-          <w:lang w:val="en-US" w:eastAsia="zh-CN"/>
-        </w:rPr>
-        <w:t>C-</w:t>
+        <w:t>如下</w:t>
       </w:r>
     </w:p>
     <w:tbl>
@@ -6644,6 +6210,7 @@
           </w:tblCellMar>
         </w:tblPrEx>
         <w:trPr>
+          <w:trHeight w:val="90" w:hRule="atLeast"/>
           <w:jc w:val="center"/>
         </w:trPr>
         <w:tc>
@@ -6748,27 +6315,6 @@
         </w:tc>
       </w:tr>
     </w:tbl>
-    <w:p>
-      <w:pPr>
-        <w:keepNext w:val="0"/>
-        <w:keepLines w:val="0"/>
-        <w:pageBreakBefore w:val="0"/>
-        <w:widowControl w:val="0"/>
-        <w:kinsoku w:val="0"/>
-        <w:wordWrap/>
-        <w:overflowPunct/>
-        <w:topLinePunct w:val="0"/>
-        <w:autoSpaceDE w:val="0"/>
-        <w:autoSpaceDN w:val="0"/>
-        <w:bidi w:val="0"/>
-        <w:adjustRightInd w:val="0"/>
-        <w:snapToGrid w:val="0"/>
-        <w:textAlignment w:val="baseline"/>
-      </w:pPr>
-      <w:r>
-        <w:br w:type="page"/>
-      </w:r>
-    </w:p>
     <w:p>
       <w:pPr>
         <w:pStyle w:val="27"/>
@@ -6786,9 +6332,20 @@
         <w:adjustRightInd w:val="0"/>
         <w:snapToGrid w:val="0"/>
         <w:textAlignment w:val="baseline"/>
+        <w:rPr>
+          <w:rFonts w:hint="eastAsia" w:eastAsia="宋体"/>
+          <w:lang w:eastAsia="zh-CN"/>
+        </w:rPr>
       </w:pPr>
       <w:r>
         <w:t>考评等级及结果应用</w:t>
+      </w:r>
+      <w:r>
+        <w:rPr>
+          <w:rFonts w:hint="eastAsia"/>
+          <w:lang w:eastAsia="zh-CN"/>
+        </w:rPr>
+        <w:t>：</w:t>
       </w:r>
     </w:p>
     <w:p>
@@ -6901,7 +6458,7 @@
           </w:tblCellMar>
         </w:tblPrEx>
         <w:trPr>
-          <w:trHeight w:val="483" w:hRule="atLeast"/>
+          <w:trHeight w:val="423" w:hRule="atLeast"/>
         </w:trPr>
         <w:tc>
           <w:tcPr>
@@ -6912,136 +6469,7 @@
             </w:tcBorders>
           </w:tcPr>
           <w:p>
-            <w:pPr>
-              <w:pStyle w:val="25"/>
-              <w:keepNext w:val="0"/>
-              <w:keepLines w:val="0"/>
-              <w:pageBreakBefore w:val="0"/>
-              <w:widowControl w:val="0"/>
-              <w:kinsoku w:val="0"/>
-              <w:wordWrap/>
-              <w:overflowPunct/>
-              <w:topLinePunct w:val="0"/>
-              <w:autoSpaceDE w:val="0"/>
-              <w:autoSpaceDN w:val="0"/>
-              <w:bidi w:val="0"/>
-              <w:adjustRightInd w:val="0"/>
-              <w:snapToGrid w:val="0"/>
-              <w:spacing w:line="252" w:lineRule="auto"/>
-              <w:textAlignment w:val="baseline"/>
-            </w:pPr>
-          </w:p>
-          <w:p>
-            <w:pPr>
-              <w:pStyle w:val="25"/>
-              <w:keepNext w:val="0"/>
-              <w:keepLines w:val="0"/>
-              <w:pageBreakBefore w:val="0"/>
-              <w:widowControl w:val="0"/>
-              <w:kinsoku w:val="0"/>
-              <w:wordWrap/>
-              <w:overflowPunct/>
-              <w:topLinePunct w:val="0"/>
-              <w:autoSpaceDE w:val="0"/>
-              <w:autoSpaceDN w:val="0"/>
-              <w:bidi w:val="0"/>
-              <w:adjustRightInd w:val="0"/>
-              <w:snapToGrid w:val="0"/>
-              <w:spacing w:line="252" w:lineRule="auto"/>
-              <w:textAlignment w:val="baseline"/>
-            </w:pPr>
-          </w:p>
-          <w:p>
-            <w:pPr>
-              <w:pStyle w:val="25"/>
-              <w:keepNext w:val="0"/>
-              <w:keepLines w:val="0"/>
-              <w:pageBreakBefore w:val="0"/>
-              <w:widowControl w:val="0"/>
-              <w:kinsoku w:val="0"/>
-              <w:wordWrap/>
-              <w:overflowPunct/>
-              <w:topLinePunct w:val="0"/>
-              <w:autoSpaceDE w:val="0"/>
-              <w:autoSpaceDN w:val="0"/>
-              <w:bidi w:val="0"/>
-              <w:adjustRightInd w:val="0"/>
-              <w:snapToGrid w:val="0"/>
-              <w:spacing w:line="252" w:lineRule="auto"/>
-              <w:textAlignment w:val="baseline"/>
-            </w:pPr>
-          </w:p>
-          <w:p>
-            <w:pPr>
-              <w:pStyle w:val="25"/>
-              <w:keepNext w:val="0"/>
-              <w:keepLines w:val="0"/>
-              <w:pageBreakBefore w:val="0"/>
-              <w:widowControl w:val="0"/>
-              <w:kinsoku w:val="0"/>
-              <w:wordWrap/>
-              <w:overflowPunct/>
-              <w:topLinePunct w:val="0"/>
-              <w:autoSpaceDE w:val="0"/>
-              <w:autoSpaceDN w:val="0"/>
-              <w:bidi w:val="0"/>
-              <w:adjustRightInd w:val="0"/>
-              <w:snapToGrid w:val="0"/>
-              <w:spacing w:line="252" w:lineRule="auto"/>
-              <w:textAlignment w:val="baseline"/>
-            </w:pPr>
-          </w:p>
-          <w:p>
-            <w:pPr>
-              <w:pStyle w:val="25"/>
-              <w:keepNext w:val="0"/>
-              <w:keepLines w:val="0"/>
-              <w:pageBreakBefore w:val="0"/>
-              <w:widowControl w:val="0"/>
-              <w:kinsoku w:val="0"/>
-              <w:wordWrap/>
-              <w:overflowPunct/>
-              <w:topLinePunct w:val="0"/>
-              <w:autoSpaceDE w:val="0"/>
-              <w:autoSpaceDN w:val="0"/>
-              <w:bidi w:val="0"/>
-              <w:adjustRightInd w:val="0"/>
-              <w:snapToGrid w:val="0"/>
-              <w:spacing w:line="252" w:lineRule="auto"/>
-              <w:textAlignment w:val="baseline"/>
-            </w:pPr>
-          </w:p>
-          <w:p>
-            <w:pPr>
-              <w:keepNext w:val="0"/>
-              <w:keepLines w:val="0"/>
-              <w:pageBreakBefore w:val="0"/>
-              <w:widowControl w:val="0"/>
-              <w:kinsoku w:val="0"/>
-              <w:wordWrap/>
-              <w:overflowPunct/>
-              <w:topLinePunct w:val="0"/>
-              <w:autoSpaceDE w:val="0"/>
-              <w:autoSpaceDN w:val="0"/>
-              <w:bidi w:val="0"/>
-              <w:adjustRightInd w:val="0"/>
-              <w:snapToGrid w:val="0"/>
-              <w:spacing w:before="78" w:line="220" w:lineRule="auto"/>
-              <w:ind w:left="418"/>
-              <w:textAlignment w:val="baseline"/>
-              <w:rPr>
-                <w:rFonts w:ascii="宋体" w:hAnsi="宋体" w:eastAsia="宋体" w:cs="宋体"/>
-                <w:sz w:val="24"/>
-                <w:szCs w:val="24"/>
-              </w:rPr>
-            </w:pPr>
-            <w:r>
-              <w:rPr>
-                <w:rFonts w:ascii="宋体" w:hAnsi="宋体" w:eastAsia="宋体" w:cs="宋体"/>
-                <w:spacing w:val="-3"/>
-                <w:sz w:val="24"/>
-                <w:szCs w:val="24"/>
-              </w:rPr>
+            <w:r>
               <w:t>月度考评</w:t>
             </w:r>
           </w:p>
@@ -7051,40 +6479,10 @@
             <w:tcW w:w="1878" w:type="dxa"/>
           </w:tcPr>
           <w:p>
-            <w:pPr>
-              <w:keepNext w:val="0"/>
-              <w:keepLines w:val="0"/>
-              <w:pageBreakBefore w:val="0"/>
-              <w:widowControl w:val="0"/>
-              <w:kinsoku w:val="0"/>
-              <w:wordWrap/>
-              <w:overflowPunct/>
-              <w:topLinePunct w:val="0"/>
-              <w:autoSpaceDE w:val="0"/>
-              <w:autoSpaceDN w:val="0"/>
-              <w:bidi w:val="0"/>
-              <w:adjustRightInd w:val="0"/>
-              <w:snapToGrid w:val="0"/>
-              <w:spacing w:before="121" w:line="220" w:lineRule="auto"/>
-              <w:ind w:left="461"/>
-              <w:textAlignment w:val="baseline"/>
-              <w:outlineLvl w:val="1"/>
-              <w:rPr>
-                <w:rFonts w:ascii="宋体" w:hAnsi="宋体" w:eastAsia="宋体" w:cs="宋体"/>
-                <w:sz w:val="24"/>
-                <w:szCs w:val="24"/>
-              </w:rPr>
-            </w:pPr>
             <w:bookmarkStart w:id="19" w:name="bookmark25"/>
             <w:bookmarkEnd w:id="19"/>
-            <w:bookmarkStart w:id="20" w:name="_Toc209"/>
-            <w:r>
-              <w:rPr>
-                <w:rFonts w:ascii="宋体" w:hAnsi="宋体" w:eastAsia="宋体" w:cs="宋体"/>
-                <w:spacing w:val="-2"/>
-                <w:sz w:val="24"/>
-                <w:szCs w:val="24"/>
-              </w:rPr>
+            <w:bookmarkStart w:id="20" w:name="_Toc25071"/>
+            <w:r>
               <w:t>考评等级</w:t>
             </w:r>
             <w:bookmarkEnd w:id="20"/>
@@ -7095,36 +6493,7 @@
             <w:tcW w:w="1818" w:type="dxa"/>
           </w:tcPr>
           <w:p>
-            <w:pPr>
-              <w:keepNext w:val="0"/>
-              <w:keepLines w:val="0"/>
-              <w:pageBreakBefore w:val="0"/>
-              <w:widowControl w:val="0"/>
-              <w:kinsoku w:val="0"/>
-              <w:wordWrap/>
-              <w:overflowPunct/>
-              <w:topLinePunct w:val="0"/>
-              <w:autoSpaceDE w:val="0"/>
-              <w:autoSpaceDN w:val="0"/>
-              <w:bidi w:val="0"/>
-              <w:adjustRightInd w:val="0"/>
-              <w:snapToGrid w:val="0"/>
-              <w:spacing w:before="121" w:line="220" w:lineRule="auto"/>
-              <w:ind w:left="433"/>
-              <w:textAlignment w:val="baseline"/>
-              <w:rPr>
-                <w:rFonts w:ascii="宋体" w:hAnsi="宋体" w:eastAsia="宋体" w:cs="宋体"/>
-                <w:sz w:val="24"/>
-                <w:szCs w:val="24"/>
-              </w:rPr>
-            </w:pPr>
-            <w:r>
-              <w:rPr>
-                <w:rFonts w:ascii="宋体" w:hAnsi="宋体" w:eastAsia="宋体" w:cs="宋体"/>
-                <w:spacing w:val="-2"/>
-                <w:sz w:val="24"/>
-                <w:szCs w:val="24"/>
-              </w:rPr>
+            <w:r>
               <w:t>对应系数</w:t>
             </w:r>
           </w:p>
@@ -7148,7 +6517,7 @@
           </w:tblCellMar>
         </w:tblPrEx>
         <w:trPr>
-          <w:trHeight w:val="478" w:hRule="atLeast"/>
+          <w:trHeight w:val="264" w:hRule="atLeast"/>
         </w:trPr>
         <w:tc>
           <w:tcPr>
@@ -7159,61 +6528,14 @@
               <w:bottom w:val="nil"/>
             </w:tcBorders>
           </w:tcPr>
-          <w:p>
-            <w:pPr>
-              <w:pStyle w:val="25"/>
-              <w:keepNext w:val="0"/>
-              <w:keepLines w:val="0"/>
-              <w:pageBreakBefore w:val="0"/>
-              <w:widowControl w:val="0"/>
-              <w:kinsoku w:val="0"/>
-              <w:wordWrap/>
-              <w:overflowPunct/>
-              <w:topLinePunct w:val="0"/>
-              <w:autoSpaceDE w:val="0"/>
-              <w:autoSpaceDN w:val="0"/>
-              <w:bidi w:val="0"/>
-              <w:adjustRightInd w:val="0"/>
-              <w:snapToGrid w:val="0"/>
-              <w:textAlignment w:val="baseline"/>
-            </w:pPr>
-          </w:p>
+          <w:p/>
         </w:tc>
         <w:tc>
           <w:tcPr>
             <w:tcW w:w="1878" w:type="dxa"/>
           </w:tcPr>
           <w:p>
-            <w:pPr>
-              <w:keepNext w:val="0"/>
-              <w:keepLines w:val="0"/>
-              <w:pageBreakBefore w:val="0"/>
-              <w:widowControl w:val="0"/>
-              <w:kinsoku w:val="0"/>
-              <w:wordWrap/>
-              <w:overflowPunct/>
-              <w:topLinePunct w:val="0"/>
-              <w:autoSpaceDE w:val="0"/>
-              <w:autoSpaceDN w:val="0"/>
-              <w:bidi w:val="0"/>
-              <w:adjustRightInd w:val="0"/>
-              <w:snapToGrid w:val="0"/>
-              <w:spacing w:before="190" w:line="183" w:lineRule="auto"/>
-              <w:ind w:left="814"/>
-              <w:textAlignment w:val="baseline"/>
-              <w:rPr>
-                <w:rFonts w:ascii="宋体" w:hAnsi="宋体" w:eastAsia="宋体" w:cs="宋体"/>
-                <w:sz w:val="24"/>
-                <w:szCs w:val="24"/>
-              </w:rPr>
-            </w:pPr>
-            <w:r>
-              <w:rPr>
-                <w:rFonts w:ascii="宋体" w:hAnsi="宋体" w:eastAsia="宋体" w:cs="宋体"/>
-                <w:spacing w:val="-1"/>
-                <w:sz w:val="24"/>
-                <w:szCs w:val="24"/>
-              </w:rPr>
+            <w:r>
               <w:t>A+</w:t>
             </w:r>
           </w:p>
@@ -7223,36 +6545,7 @@
             <w:tcW w:w="1818" w:type="dxa"/>
           </w:tcPr>
           <w:p>
-            <w:pPr>
-              <w:keepNext w:val="0"/>
-              <w:keepLines w:val="0"/>
-              <w:pageBreakBefore w:val="0"/>
-              <w:widowControl w:val="0"/>
-              <w:kinsoku w:val="0"/>
-              <w:wordWrap/>
-              <w:overflowPunct/>
-              <w:topLinePunct w:val="0"/>
-              <w:autoSpaceDE w:val="0"/>
-              <w:autoSpaceDN w:val="0"/>
-              <w:bidi w:val="0"/>
-              <w:adjustRightInd w:val="0"/>
-              <w:snapToGrid w:val="0"/>
-              <w:spacing w:before="152" w:line="239" w:lineRule="auto"/>
-              <w:ind w:left="752"/>
-              <w:textAlignment w:val="baseline"/>
-              <w:rPr>
-                <w:rFonts w:ascii="宋体" w:hAnsi="宋体" w:eastAsia="宋体" w:cs="宋体"/>
-                <w:sz w:val="24"/>
-                <w:szCs w:val="24"/>
-              </w:rPr>
-            </w:pPr>
-            <w:r>
-              <w:rPr>
-                <w:rFonts w:ascii="宋体" w:hAnsi="宋体" w:eastAsia="宋体" w:cs="宋体"/>
-                <w:spacing w:val="-7"/>
-                <w:sz w:val="24"/>
-                <w:szCs w:val="24"/>
-              </w:rPr>
+            <w:r>
               <w:t>1.4</w:t>
             </w:r>
           </w:p>
@@ -7276,7 +6569,7 @@
           </w:tblCellMar>
         </w:tblPrEx>
         <w:trPr>
-          <w:trHeight w:val="478" w:hRule="atLeast"/>
+          <w:trHeight w:val="236" w:hRule="atLeast"/>
         </w:trPr>
         <w:tc>
           <w:tcPr>
@@ -7287,60 +6580,14 @@
               <w:bottom w:val="nil"/>
             </w:tcBorders>
           </w:tcPr>
-          <w:p>
-            <w:pPr>
-              <w:pStyle w:val="25"/>
-              <w:keepNext w:val="0"/>
-              <w:keepLines w:val="0"/>
-              <w:pageBreakBefore w:val="0"/>
-              <w:widowControl w:val="0"/>
-              <w:kinsoku w:val="0"/>
-              <w:wordWrap/>
-              <w:overflowPunct/>
-              <w:topLinePunct w:val="0"/>
-              <w:autoSpaceDE w:val="0"/>
-              <w:autoSpaceDN w:val="0"/>
-              <w:bidi w:val="0"/>
-              <w:adjustRightInd w:val="0"/>
-              <w:snapToGrid w:val="0"/>
-              <w:textAlignment w:val="baseline"/>
-            </w:pPr>
-          </w:p>
+          <w:p/>
         </w:tc>
         <w:tc>
           <w:tcPr>
             <w:tcW w:w="1878" w:type="dxa"/>
           </w:tcPr>
           <w:p>
-            <w:pPr>
-              <w:keepNext w:val="0"/>
-              <w:keepLines w:val="0"/>
-              <w:pageBreakBefore w:val="0"/>
-              <w:widowControl w:val="0"/>
-              <w:kinsoku w:val="0"/>
-              <w:wordWrap/>
-              <w:overflowPunct/>
-              <w:topLinePunct w:val="0"/>
-              <w:autoSpaceDE w:val="0"/>
-              <w:autoSpaceDN w:val="0"/>
-              <w:bidi w:val="0"/>
-              <w:adjustRightInd w:val="0"/>
-              <w:snapToGrid w:val="0"/>
-              <w:spacing w:before="192" w:line="183" w:lineRule="auto"/>
-              <w:ind w:left="874"/>
-              <w:textAlignment w:val="baseline"/>
-              <w:rPr>
-                <w:rFonts w:ascii="宋体" w:hAnsi="宋体" w:eastAsia="宋体" w:cs="宋体"/>
-                <w:sz w:val="24"/>
-                <w:szCs w:val="24"/>
-              </w:rPr>
-            </w:pPr>
-            <w:r>
-              <w:rPr>
-                <w:rFonts w:ascii="宋体" w:hAnsi="宋体" w:eastAsia="宋体" w:cs="宋体"/>
-                <w:sz w:val="24"/>
-                <w:szCs w:val="24"/>
-              </w:rPr>
+            <w:r>
               <w:t>A</w:t>
             </w:r>
           </w:p>
@@ -7350,36 +6597,7 @@
             <w:tcW w:w="1818" w:type="dxa"/>
           </w:tcPr>
           <w:p>
-            <w:pPr>
-              <w:keepNext w:val="0"/>
-              <w:keepLines w:val="0"/>
-              <w:pageBreakBefore w:val="0"/>
-              <w:widowControl w:val="0"/>
-              <w:kinsoku w:val="0"/>
-              <w:wordWrap/>
-              <w:overflowPunct/>
-              <w:topLinePunct w:val="0"/>
-              <w:autoSpaceDE w:val="0"/>
-              <w:autoSpaceDN w:val="0"/>
-              <w:bidi w:val="0"/>
-              <w:adjustRightInd w:val="0"/>
-              <w:snapToGrid w:val="0"/>
-              <w:spacing w:before="154" w:line="239" w:lineRule="auto"/>
-              <w:ind w:left="752"/>
-              <w:textAlignment w:val="baseline"/>
-              <w:rPr>
-                <w:rFonts w:ascii="宋体" w:hAnsi="宋体" w:eastAsia="宋体" w:cs="宋体"/>
-                <w:sz w:val="24"/>
-                <w:szCs w:val="24"/>
-              </w:rPr>
-            </w:pPr>
-            <w:r>
-              <w:rPr>
-                <w:rFonts w:ascii="宋体" w:hAnsi="宋体" w:eastAsia="宋体" w:cs="宋体"/>
-                <w:spacing w:val="-7"/>
-                <w:sz w:val="24"/>
-                <w:szCs w:val="24"/>
-              </w:rPr>
+            <w:r>
               <w:t>1.2</w:t>
             </w:r>
           </w:p>
@@ -7403,7 +6621,7 @@
           </w:tblCellMar>
         </w:tblPrEx>
         <w:trPr>
-          <w:trHeight w:val="479" w:hRule="atLeast"/>
+          <w:trHeight w:val="369" w:hRule="atLeast"/>
         </w:trPr>
         <w:tc>
           <w:tcPr>
@@ -7414,60 +6632,14 @@
               <w:bottom w:val="nil"/>
             </w:tcBorders>
           </w:tcPr>
-          <w:p>
-            <w:pPr>
-              <w:pStyle w:val="25"/>
-              <w:keepNext w:val="0"/>
-              <w:keepLines w:val="0"/>
-              <w:pageBreakBefore w:val="0"/>
-              <w:widowControl w:val="0"/>
-              <w:kinsoku w:val="0"/>
-              <w:wordWrap/>
-              <w:overflowPunct/>
-              <w:topLinePunct w:val="0"/>
-              <w:autoSpaceDE w:val="0"/>
-              <w:autoSpaceDN w:val="0"/>
-              <w:bidi w:val="0"/>
-              <w:adjustRightInd w:val="0"/>
-              <w:snapToGrid w:val="0"/>
-              <w:textAlignment w:val="baseline"/>
-            </w:pPr>
-          </w:p>
+          <w:p/>
         </w:tc>
         <w:tc>
           <w:tcPr>
             <w:tcW w:w="1878" w:type="dxa"/>
           </w:tcPr>
           <w:p>
-            <w:pPr>
-              <w:keepNext w:val="0"/>
-              <w:keepLines w:val="0"/>
-              <w:pageBreakBefore w:val="0"/>
-              <w:widowControl w:val="0"/>
-              <w:kinsoku w:val="0"/>
-              <w:wordWrap/>
-              <w:overflowPunct/>
-              <w:topLinePunct w:val="0"/>
-              <w:autoSpaceDE w:val="0"/>
-              <w:autoSpaceDN w:val="0"/>
-              <w:bidi w:val="0"/>
-              <w:adjustRightInd w:val="0"/>
-              <w:snapToGrid w:val="0"/>
-              <w:spacing w:before="198" w:line="180" w:lineRule="auto"/>
-              <w:ind w:left="876"/>
-              <w:textAlignment w:val="baseline"/>
-              <w:rPr>
-                <w:rFonts w:ascii="宋体" w:hAnsi="宋体" w:eastAsia="宋体" w:cs="宋体"/>
-                <w:sz w:val="24"/>
-                <w:szCs w:val="24"/>
-              </w:rPr>
-            </w:pPr>
-            <w:r>
-              <w:rPr>
-                <w:rFonts w:ascii="宋体" w:hAnsi="宋体" w:eastAsia="宋体" w:cs="宋体"/>
-                <w:sz w:val="24"/>
-                <w:szCs w:val="24"/>
-              </w:rPr>
+            <w:r>
               <w:t>B</w:t>
             </w:r>
           </w:p>
@@ -7477,35 +6649,7 @@
             <w:tcW w:w="1818" w:type="dxa"/>
           </w:tcPr>
           <w:p>
-            <w:pPr>
-              <w:keepNext w:val="0"/>
-              <w:keepLines w:val="0"/>
-              <w:pageBreakBefore w:val="0"/>
-              <w:widowControl w:val="0"/>
-              <w:kinsoku w:val="0"/>
-              <w:wordWrap/>
-              <w:overflowPunct/>
-              <w:topLinePunct w:val="0"/>
-              <w:autoSpaceDE w:val="0"/>
-              <w:autoSpaceDN w:val="0"/>
-              <w:bidi w:val="0"/>
-              <w:adjustRightInd w:val="0"/>
-              <w:snapToGrid w:val="0"/>
-              <w:spacing w:before="157"/>
-              <w:ind w:left="872"/>
-              <w:textAlignment w:val="baseline"/>
-              <w:rPr>
-                <w:rFonts w:ascii="宋体" w:hAnsi="宋体" w:eastAsia="宋体" w:cs="宋体"/>
-                <w:sz w:val="24"/>
-                <w:szCs w:val="24"/>
-              </w:rPr>
-            </w:pPr>
-            <w:r>
-              <w:rPr>
-                <w:rFonts w:ascii="宋体" w:hAnsi="宋体" w:eastAsia="宋体" w:cs="宋体"/>
-                <w:sz w:val="24"/>
-                <w:szCs w:val="24"/>
-              </w:rPr>
+            <w:r>
               <w:t>1</w:t>
             </w:r>
           </w:p>
@@ -7529,7 +6673,7 @@
           </w:tblCellMar>
         </w:tblPrEx>
         <w:trPr>
-          <w:trHeight w:val="479" w:hRule="atLeast"/>
+          <w:trHeight w:val="261" w:hRule="atLeast"/>
         </w:trPr>
         <w:tc>
           <w:tcPr>
@@ -7540,60 +6684,14 @@
               <w:bottom w:val="nil"/>
             </w:tcBorders>
           </w:tcPr>
-          <w:p>
-            <w:pPr>
-              <w:pStyle w:val="25"/>
-              <w:keepNext w:val="0"/>
-              <w:keepLines w:val="0"/>
-              <w:pageBreakBefore w:val="0"/>
-              <w:widowControl w:val="0"/>
-              <w:kinsoku w:val="0"/>
-              <w:wordWrap/>
-              <w:overflowPunct/>
-              <w:topLinePunct w:val="0"/>
-              <w:autoSpaceDE w:val="0"/>
-              <w:autoSpaceDN w:val="0"/>
-              <w:bidi w:val="0"/>
-              <w:adjustRightInd w:val="0"/>
-              <w:snapToGrid w:val="0"/>
-              <w:textAlignment w:val="baseline"/>
-            </w:pPr>
-          </w:p>
+          <w:p/>
         </w:tc>
         <w:tc>
           <w:tcPr>
             <w:tcW w:w="1878" w:type="dxa"/>
           </w:tcPr>
           <w:p>
-            <w:pPr>
-              <w:keepNext w:val="0"/>
-              <w:keepLines w:val="0"/>
-              <w:pageBreakBefore w:val="0"/>
-              <w:widowControl w:val="0"/>
-              <w:kinsoku w:val="0"/>
-              <w:wordWrap/>
-              <w:overflowPunct/>
-              <w:topLinePunct w:val="0"/>
-              <w:autoSpaceDE w:val="0"/>
-              <w:autoSpaceDN w:val="0"/>
-              <w:bidi w:val="0"/>
-              <w:adjustRightInd w:val="0"/>
-              <w:snapToGrid w:val="0"/>
-              <w:spacing w:before="198" w:line="181" w:lineRule="auto"/>
-              <w:ind w:left="879"/>
-              <w:textAlignment w:val="baseline"/>
-              <w:rPr>
-                <w:rFonts w:ascii="宋体" w:hAnsi="宋体" w:eastAsia="宋体" w:cs="宋体"/>
-                <w:sz w:val="24"/>
-                <w:szCs w:val="24"/>
-              </w:rPr>
-            </w:pPr>
-            <w:r>
-              <w:rPr>
-                <w:rFonts w:ascii="宋体" w:hAnsi="宋体" w:eastAsia="宋体" w:cs="宋体"/>
-                <w:sz w:val="24"/>
-                <w:szCs w:val="24"/>
-              </w:rPr>
+            <w:r>
               <w:t>C</w:t>
             </w:r>
           </w:p>
@@ -7603,36 +6701,7 @@
             <w:tcW w:w="1818" w:type="dxa"/>
           </w:tcPr>
           <w:p>
-            <w:pPr>
-              <w:keepNext w:val="0"/>
-              <w:keepLines w:val="0"/>
-              <w:pageBreakBefore w:val="0"/>
-              <w:widowControl w:val="0"/>
-              <w:kinsoku w:val="0"/>
-              <w:wordWrap/>
-              <w:overflowPunct/>
-              <w:topLinePunct w:val="0"/>
-              <w:autoSpaceDE w:val="0"/>
-              <w:autoSpaceDN w:val="0"/>
-              <w:bidi w:val="0"/>
-              <w:adjustRightInd w:val="0"/>
-              <w:snapToGrid w:val="0"/>
-              <w:spacing w:before="157" w:line="239" w:lineRule="auto"/>
-              <w:ind w:left="736"/>
-              <w:textAlignment w:val="baseline"/>
-              <w:rPr>
-                <w:rFonts w:ascii="宋体" w:hAnsi="宋体" w:eastAsia="宋体" w:cs="宋体"/>
-                <w:sz w:val="24"/>
-                <w:szCs w:val="24"/>
-              </w:rPr>
-            </w:pPr>
-            <w:r>
-              <w:rPr>
-                <w:rFonts w:ascii="宋体" w:hAnsi="宋体" w:eastAsia="宋体" w:cs="宋体"/>
-                <w:spacing w:val="-3"/>
-                <w:sz w:val="24"/>
-                <w:szCs w:val="24"/>
-              </w:rPr>
+            <w:r>
               <w:t>0.8</w:t>
             </w:r>
           </w:p>
@@ -7656,7 +6725,7 @@
           </w:tblCellMar>
         </w:tblPrEx>
         <w:trPr>
-          <w:trHeight w:val="483" w:hRule="atLeast"/>
+          <w:trHeight w:val="277" w:hRule="atLeast"/>
         </w:trPr>
         <w:tc>
           <w:tcPr>
@@ -7666,61 +6735,14 @@
               <w:top w:val="nil"/>
             </w:tcBorders>
           </w:tcPr>
-          <w:p>
-            <w:pPr>
-              <w:pStyle w:val="25"/>
-              <w:keepNext w:val="0"/>
-              <w:keepLines w:val="0"/>
-              <w:pageBreakBefore w:val="0"/>
-              <w:widowControl w:val="0"/>
-              <w:kinsoku w:val="0"/>
-              <w:wordWrap/>
-              <w:overflowPunct/>
-              <w:topLinePunct w:val="0"/>
-              <w:autoSpaceDE w:val="0"/>
-              <w:autoSpaceDN w:val="0"/>
-              <w:bidi w:val="0"/>
-              <w:adjustRightInd w:val="0"/>
-              <w:snapToGrid w:val="0"/>
-              <w:textAlignment w:val="baseline"/>
-            </w:pPr>
-          </w:p>
+          <w:p/>
         </w:tc>
         <w:tc>
           <w:tcPr>
             <w:tcW w:w="1878" w:type="dxa"/>
           </w:tcPr>
           <w:p>
-            <w:pPr>
-              <w:keepNext w:val="0"/>
-              <w:keepLines w:val="0"/>
-              <w:pageBreakBefore w:val="0"/>
-              <w:widowControl w:val="0"/>
-              <w:kinsoku w:val="0"/>
-              <w:wordWrap/>
-              <w:overflowPunct/>
-              <w:topLinePunct w:val="0"/>
-              <w:autoSpaceDE w:val="0"/>
-              <w:autoSpaceDN w:val="0"/>
-              <w:bidi w:val="0"/>
-              <w:adjustRightInd w:val="0"/>
-              <w:snapToGrid w:val="0"/>
-              <w:spacing w:before="199" w:line="181" w:lineRule="auto"/>
-              <w:ind w:left="819"/>
-              <w:textAlignment w:val="baseline"/>
-              <w:rPr>
-                <w:rFonts w:ascii="宋体" w:hAnsi="宋体" w:eastAsia="宋体" w:cs="宋体"/>
-                <w:sz w:val="24"/>
-                <w:szCs w:val="24"/>
-              </w:rPr>
-            </w:pPr>
-            <w:r>
-              <w:rPr>
-                <w:rFonts w:ascii="宋体" w:hAnsi="宋体" w:eastAsia="宋体" w:cs="宋体"/>
-                <w:spacing w:val="-4"/>
-                <w:sz w:val="24"/>
-                <w:szCs w:val="24"/>
-              </w:rPr>
+            <w:r>
               <w:t>C-</w:t>
             </w:r>
           </w:p>
@@ -7730,36 +6752,7 @@
             <w:tcW w:w="1818" w:type="dxa"/>
           </w:tcPr>
           <w:p>
-            <w:pPr>
-              <w:keepNext w:val="0"/>
-              <w:keepLines w:val="0"/>
-              <w:pageBreakBefore w:val="0"/>
-              <w:widowControl w:val="0"/>
-              <w:kinsoku w:val="0"/>
-              <w:wordWrap/>
-              <w:overflowPunct/>
-              <w:topLinePunct w:val="0"/>
-              <w:autoSpaceDE w:val="0"/>
-              <w:autoSpaceDN w:val="0"/>
-              <w:bidi w:val="0"/>
-              <w:adjustRightInd w:val="0"/>
-              <w:snapToGrid w:val="0"/>
-              <w:spacing w:before="158" w:line="239" w:lineRule="auto"/>
-              <w:ind w:left="736"/>
-              <w:textAlignment w:val="baseline"/>
-              <w:rPr>
-                <w:rFonts w:ascii="宋体" w:hAnsi="宋体" w:eastAsia="宋体" w:cs="宋体"/>
-                <w:sz w:val="24"/>
-                <w:szCs w:val="24"/>
-              </w:rPr>
-            </w:pPr>
-            <w:r>
-              <w:rPr>
-                <w:rFonts w:ascii="宋体" w:hAnsi="宋体" w:eastAsia="宋体" w:cs="宋体"/>
-                <w:spacing w:val="-3"/>
-                <w:sz w:val="24"/>
-                <w:szCs w:val="24"/>
-              </w:rPr>
+            <w:r>
               <w:t>0.6</w:t>
             </w:r>
           </w:p>
@@ -7846,7 +6839,7 @@
         <w:textAlignment w:val="baseline"/>
       </w:pPr>
       <w:r>
-        <w:t>注：当月事假、病假累计达10个工作日以上（含）的，扣除当月绩效工资 ；连续三次考评等级为“C”或一次考评等级为“C-,视为不能胜任本职位工作，考虑调岗降薪处理。</w:t>
+        <w:t>注：当月事假、病假累计达10个工作日以上（含）的，扣除当月绩效工资 ；连续三次考评等级为“C”或一次考评等级为“C-“,视为不能胜任本职位工作，考虑调岗降薪处理。</w:t>
       </w:r>
     </w:p>
     <w:p>
@@ -7867,7 +6860,7 @@
         <w:snapToGrid w:val="0"/>
         <w:textAlignment w:val="baseline"/>
       </w:pPr>
-      <w:bookmarkStart w:id="21" w:name="_Toc13653"/>
+      <w:bookmarkStart w:id="21" w:name="_Toc26625"/>
       <w:r>
         <w:t>年度考评</w:t>
       </w:r>
@@ -7891,7 +6884,7 @@
         <w:snapToGrid w:val="0"/>
         <w:textAlignment w:val="baseline"/>
       </w:pPr>
-      <w:bookmarkStart w:id="22" w:name="_Toc7123"/>
+      <w:bookmarkStart w:id="22" w:name="_Toc15318"/>
       <w:r>
         <w:t>考评时间</w:t>
       </w:r>
@@ -8767,7 +7760,7 @@
         <w:snapToGrid w:val="0"/>
         <w:textAlignment w:val="baseline"/>
       </w:pPr>
-      <w:bookmarkStart w:id="23" w:name="_Toc13801"/>
+      <w:bookmarkStart w:id="23" w:name="_Toc32617"/>
       <w:r>
         <w:t>考评范围</w:t>
       </w:r>
@@ -8829,85 +7822,32 @@
     </w:p>
     <w:p>
       <w:pPr>
-        <w:keepNext w:val="0"/>
-        <w:keepLines w:val="0"/>
-        <w:pageBreakBefore w:val="0"/>
-        <w:widowControl w:val="0"/>
+        <w:pStyle w:val="39"/>
         <w:numPr>
           <w:ilvl w:val="0"/>
           <w:numId w:val="13"/>
         </w:numPr>
-        <w:kinsoku w:val="0"/>
-        <w:wordWrap/>
-        <w:overflowPunct/>
-        <w:topLinePunct w:val="0"/>
-        <w:autoSpaceDE w:val="0"/>
-        <w:autoSpaceDN w:val="0"/>
         <w:bidi w:val="0"/>
-        <w:adjustRightInd w:val="0"/>
-        <w:snapToGrid w:val="0"/>
-        <w:spacing w:before="182" w:line="220" w:lineRule="auto"/>
-        <w:ind w:left="845" w:leftChars="0" w:hanging="425" w:firstLineChars="0"/>
-        <w:textAlignment w:val="baseline"/>
-        <w:rPr>
-          <w:rFonts w:ascii="宋体" w:hAnsi="宋体" w:eastAsia="宋体" w:cs="宋体"/>
-          <w:sz w:val="24"/>
-          <w:szCs w:val="24"/>
-        </w:rPr>
       </w:pPr>
       <w:r>
-        <w:rPr>
-          <w:rFonts w:ascii="宋体" w:hAnsi="宋体" w:eastAsia="宋体" w:cs="宋体"/>
-          <w:spacing w:val="-7"/>
-          <w:sz w:val="24"/>
-          <w:szCs w:val="24"/>
-        </w:rPr>
         <w:t>截至当年12月31日前尚未转正的员工；</w:t>
       </w:r>
     </w:p>
     <w:p>
       <w:pPr>
-        <w:keepNext w:val="0"/>
-        <w:keepLines w:val="0"/>
-        <w:pageBreakBefore w:val="0"/>
-        <w:widowControl w:val="0"/>
+        <w:pStyle w:val="39"/>
         <w:numPr>
           <w:ilvl w:val="0"/>
           <w:numId w:val="13"/>
         </w:numPr>
-        <w:kinsoku w:val="0"/>
-        <w:wordWrap/>
-        <w:overflowPunct/>
-        <w:topLinePunct w:val="0"/>
-        <w:autoSpaceDE w:val="0"/>
-        <w:autoSpaceDN w:val="0"/>
         <w:bidi w:val="0"/>
-        <w:adjustRightInd w:val="0"/>
-        <w:snapToGrid w:val="0"/>
-        <w:spacing w:before="182" w:line="219" w:lineRule="auto"/>
-        <w:ind w:left="845" w:leftChars="0" w:hanging="425" w:firstLineChars="0"/>
-        <w:textAlignment w:val="baseline"/>
-        <w:rPr>
-          <w:rFonts w:ascii="宋体" w:hAnsi="宋体" w:eastAsia="宋体" w:cs="宋体"/>
-          <w:sz w:val="24"/>
-          <w:szCs w:val="24"/>
-        </w:rPr>
       </w:pPr>
       <w:r>
-        <w:rPr>
-          <w:rFonts w:ascii="宋体" w:hAnsi="宋体" w:eastAsia="宋体" w:cs="宋体"/>
-          <w:spacing w:val="-1"/>
-          <w:sz w:val="24"/>
-          <w:szCs w:val="24"/>
-        </w:rPr>
         <w:t>年度考评内连续出勤不满三个月或考评前休假、停职三个月以上者</w:t>
       </w:r>
       <w:r>
         <w:rPr>
-          <w:rFonts w:hint="eastAsia" w:ascii="宋体" w:hAnsi="宋体" w:cs="宋体"/>
-          <w:spacing w:val="-1"/>
-          <w:sz w:val="24"/>
-          <w:szCs w:val="24"/>
+          <w:rFonts w:hint="eastAsia"/>
           <w:lang w:eastAsia="zh-CN"/>
         </w:rPr>
         <w:t>。</w:t>
@@ -8931,7 +7871,7 @@
         <w:snapToGrid w:val="0"/>
         <w:textAlignment w:val="baseline"/>
       </w:pPr>
-      <w:bookmarkStart w:id="24" w:name="_Toc12774"/>
+      <w:bookmarkStart w:id="24" w:name="_Toc25583"/>
       <w:r>
         <w:t>考评内容</w:t>
       </w:r>
@@ -9157,36 +8097,10 @@
           </w:tcPr>
           <w:p>
             <w:pPr>
-              <w:keepNext w:val="0"/>
-              <w:keepLines w:val="0"/>
-              <w:pageBreakBefore w:val="0"/>
-              <w:widowControl w:val="0"/>
-              <w:kinsoku w:val="0"/>
-              <w:wordWrap/>
-              <w:overflowPunct/>
-              <w:topLinePunct w:val="0"/>
-              <w:autoSpaceDE w:val="0"/>
-              <w:autoSpaceDN w:val="0"/>
-              <w:bidi w:val="0"/>
-              <w:adjustRightInd w:val="0"/>
-              <w:snapToGrid w:val="0"/>
-              <w:spacing w:before="159" w:line="220" w:lineRule="auto"/>
-              <w:ind w:left="0" w:leftChars="0" w:right="0" w:rightChars="0" w:firstLine="0" w:firstLineChars="0"/>
-              <w:jc w:val="center"/>
-              <w:textAlignment w:val="baseline"/>
-              <w:rPr>
-                <w:rFonts w:ascii="宋体" w:hAnsi="宋体" w:eastAsia="宋体" w:cs="宋体"/>
-                <w:sz w:val="24"/>
-                <w:szCs w:val="24"/>
-              </w:rPr>
-            </w:pPr>
-            <w:r>
-              <w:rPr>
-                <w:rFonts w:ascii="宋体" w:hAnsi="宋体" w:eastAsia="宋体" w:cs="宋体"/>
-                <w:spacing w:val="-5"/>
-                <w:sz w:val="24"/>
-                <w:szCs w:val="24"/>
-              </w:rPr>
+              <w:pStyle w:val="39"/>
+              <w:bidi w:val="0"/>
+            </w:pPr>
+            <w:r>
               <w:t>层级</w:t>
             </w:r>
           </w:p>
@@ -9197,35 +8111,10 @@
           </w:tcPr>
           <w:p>
             <w:pPr>
-              <w:keepNext w:val="0"/>
-              <w:keepLines w:val="0"/>
-              <w:pageBreakBefore w:val="0"/>
-              <w:widowControl w:val="0"/>
-              <w:kinsoku w:val="0"/>
-              <w:wordWrap/>
-              <w:overflowPunct/>
-              <w:topLinePunct w:val="0"/>
-              <w:autoSpaceDE w:val="0"/>
-              <w:autoSpaceDN w:val="0"/>
-              <w:bidi w:val="0"/>
-              <w:adjustRightInd w:val="0"/>
-              <w:snapToGrid w:val="0"/>
-              <w:spacing w:before="159" w:line="220" w:lineRule="auto"/>
-              <w:ind w:left="133"/>
-              <w:textAlignment w:val="baseline"/>
-              <w:rPr>
-                <w:rFonts w:ascii="宋体" w:hAnsi="宋体" w:eastAsia="宋体" w:cs="宋体"/>
-                <w:sz w:val="24"/>
-                <w:szCs w:val="24"/>
-              </w:rPr>
-            </w:pPr>
-            <w:r>
-              <w:rPr>
-                <w:rFonts w:ascii="宋体" w:hAnsi="宋体" w:eastAsia="宋体" w:cs="宋体"/>
-                <w:spacing w:val="-2"/>
-                <w:sz w:val="24"/>
-                <w:szCs w:val="24"/>
-              </w:rPr>
+              <w:pStyle w:val="39"/>
+              <w:bidi w:val="0"/>
+            </w:pPr>
+            <w:r>
               <w:t>部门年度考评</w:t>
             </w:r>
           </w:p>
@@ -9236,35 +8125,10 @@
           </w:tcPr>
           <w:p>
             <w:pPr>
-              <w:keepNext w:val="0"/>
-              <w:keepLines w:val="0"/>
-              <w:pageBreakBefore w:val="0"/>
-              <w:widowControl w:val="0"/>
-              <w:kinsoku w:val="0"/>
-              <w:wordWrap/>
-              <w:overflowPunct/>
-              <w:topLinePunct w:val="0"/>
-              <w:autoSpaceDE w:val="0"/>
-              <w:autoSpaceDN w:val="0"/>
-              <w:bidi w:val="0"/>
-              <w:adjustRightInd w:val="0"/>
-              <w:snapToGrid w:val="0"/>
-              <w:spacing w:before="159" w:line="220" w:lineRule="auto"/>
-              <w:ind w:left="139"/>
-              <w:textAlignment w:val="baseline"/>
-              <w:rPr>
-                <w:rFonts w:ascii="宋体" w:hAnsi="宋体" w:eastAsia="宋体" w:cs="宋体"/>
-                <w:sz w:val="24"/>
-                <w:szCs w:val="24"/>
-              </w:rPr>
-            </w:pPr>
-            <w:r>
-              <w:rPr>
-                <w:rFonts w:ascii="宋体" w:hAnsi="宋体" w:eastAsia="宋体" w:cs="宋体"/>
-                <w:spacing w:val="-3"/>
-                <w:sz w:val="24"/>
-                <w:szCs w:val="24"/>
-              </w:rPr>
+              <w:pStyle w:val="39"/>
+              <w:bidi w:val="0"/>
+            </w:pPr>
+            <w:r>
               <w:t>月度考评平均</w:t>
             </w:r>
           </w:p>
@@ -9275,35 +8139,10 @@
           </w:tcPr>
           <w:p>
             <w:pPr>
-              <w:keepNext w:val="0"/>
-              <w:keepLines w:val="0"/>
-              <w:pageBreakBefore w:val="0"/>
-              <w:widowControl w:val="0"/>
-              <w:kinsoku w:val="0"/>
-              <w:wordWrap/>
-              <w:overflowPunct/>
-              <w:topLinePunct w:val="0"/>
-              <w:autoSpaceDE w:val="0"/>
-              <w:autoSpaceDN w:val="0"/>
-              <w:bidi w:val="0"/>
-              <w:adjustRightInd w:val="0"/>
-              <w:snapToGrid w:val="0"/>
-              <w:spacing w:before="159" w:line="220" w:lineRule="auto"/>
-              <w:ind w:left="287"/>
-              <w:textAlignment w:val="baseline"/>
-              <w:rPr>
-                <w:rFonts w:ascii="宋体" w:hAnsi="宋体" w:eastAsia="宋体" w:cs="宋体"/>
-                <w:sz w:val="24"/>
-                <w:szCs w:val="24"/>
-              </w:rPr>
-            </w:pPr>
-            <w:r>
-              <w:rPr>
-                <w:rFonts w:ascii="宋体" w:hAnsi="宋体" w:eastAsia="宋体" w:cs="宋体"/>
-                <w:spacing w:val="-3"/>
-                <w:sz w:val="24"/>
-                <w:szCs w:val="24"/>
-              </w:rPr>
+              <w:pStyle w:val="39"/>
+              <w:bidi w:val="0"/>
+            </w:pPr>
+            <w:r>
               <w:t>主管复评</w:t>
             </w:r>
           </w:p>
@@ -9314,35 +8153,10 @@
           </w:tcPr>
           <w:p>
             <w:pPr>
-              <w:keepNext w:val="0"/>
-              <w:keepLines w:val="0"/>
-              <w:pageBreakBefore w:val="0"/>
-              <w:widowControl w:val="0"/>
-              <w:kinsoku w:val="0"/>
-              <w:wordWrap/>
-              <w:overflowPunct/>
-              <w:topLinePunct w:val="0"/>
-              <w:autoSpaceDE w:val="0"/>
-              <w:autoSpaceDN w:val="0"/>
-              <w:bidi w:val="0"/>
-              <w:adjustRightInd w:val="0"/>
-              <w:snapToGrid w:val="0"/>
-              <w:spacing w:before="160" w:line="220" w:lineRule="auto"/>
-              <w:ind w:left="263"/>
-              <w:textAlignment w:val="baseline"/>
-              <w:rPr>
-                <w:rFonts w:ascii="宋体" w:hAnsi="宋体" w:eastAsia="宋体" w:cs="宋体"/>
-                <w:sz w:val="24"/>
-                <w:szCs w:val="24"/>
-              </w:rPr>
-            </w:pPr>
-            <w:r>
-              <w:rPr>
-                <w:rFonts w:ascii="宋体" w:hAnsi="宋体" w:eastAsia="宋体" w:cs="宋体"/>
-                <w:spacing w:val="-4"/>
-                <w:sz w:val="24"/>
-                <w:szCs w:val="24"/>
-              </w:rPr>
+              <w:pStyle w:val="39"/>
+              <w:bidi w:val="0"/>
+            </w:pPr>
+            <w:r>
               <w:t>下属测评</w:t>
             </w:r>
           </w:p>
@@ -9374,35 +8188,10 @@
           </w:tcPr>
           <w:p>
             <w:pPr>
-              <w:keepNext w:val="0"/>
-              <w:keepLines w:val="0"/>
-              <w:pageBreakBefore w:val="0"/>
-              <w:widowControl w:val="0"/>
-              <w:kinsoku w:val="0"/>
-              <w:wordWrap/>
-              <w:overflowPunct/>
-              <w:topLinePunct w:val="0"/>
-              <w:autoSpaceDE w:val="0"/>
-              <w:autoSpaceDN w:val="0"/>
-              <w:bidi w:val="0"/>
-              <w:adjustRightInd w:val="0"/>
-              <w:snapToGrid w:val="0"/>
-              <w:spacing w:before="155" w:line="220" w:lineRule="auto"/>
-              <w:ind w:left="291"/>
-              <w:textAlignment w:val="baseline"/>
-              <w:rPr>
-                <w:rFonts w:ascii="宋体" w:hAnsi="宋体" w:eastAsia="宋体" w:cs="宋体"/>
-                <w:sz w:val="24"/>
-                <w:szCs w:val="24"/>
-              </w:rPr>
-            </w:pPr>
-            <w:r>
-              <w:rPr>
-                <w:rFonts w:ascii="宋体" w:hAnsi="宋体" w:eastAsia="宋体" w:cs="宋体"/>
-                <w:spacing w:val="-3"/>
-                <w:sz w:val="24"/>
-                <w:szCs w:val="24"/>
-              </w:rPr>
+              <w:pStyle w:val="39"/>
+              <w:bidi w:val="0"/>
+            </w:pPr>
+            <w:r>
               <w:t>高层管理人员</w:t>
             </w:r>
           </w:p>
@@ -9413,35 +8202,10 @@
           </w:tcPr>
           <w:p>
             <w:pPr>
-              <w:keepNext w:val="0"/>
-              <w:keepLines w:val="0"/>
-              <w:pageBreakBefore w:val="0"/>
-              <w:widowControl w:val="0"/>
-              <w:kinsoku w:val="0"/>
-              <w:wordWrap/>
-              <w:overflowPunct/>
-              <w:topLinePunct w:val="0"/>
-              <w:autoSpaceDE w:val="0"/>
-              <w:autoSpaceDN w:val="0"/>
-              <w:bidi w:val="0"/>
-              <w:adjustRightInd w:val="0"/>
-              <w:snapToGrid w:val="0"/>
-              <w:spacing w:before="189"/>
-              <w:ind w:left="669"/>
-              <w:textAlignment w:val="baseline"/>
-              <w:rPr>
-                <w:rFonts w:ascii="宋体" w:hAnsi="宋体" w:eastAsia="宋体" w:cs="宋体"/>
-                <w:sz w:val="24"/>
-                <w:szCs w:val="24"/>
-              </w:rPr>
-            </w:pPr>
-            <w:r>
-              <w:rPr>
-                <w:rFonts w:ascii="宋体" w:hAnsi="宋体" w:eastAsia="宋体" w:cs="宋体"/>
-                <w:spacing w:val="-2"/>
-                <w:sz w:val="24"/>
-                <w:szCs w:val="24"/>
-              </w:rPr>
+              <w:pStyle w:val="39"/>
+              <w:bidi w:val="0"/>
+            </w:pPr>
+            <w:r>
               <w:t>40%</w:t>
             </w:r>
           </w:p>
@@ -9452,35 +8216,10 @@
           </w:tcPr>
           <w:p>
             <w:pPr>
-              <w:keepNext w:val="0"/>
-              <w:keepLines w:val="0"/>
-              <w:pageBreakBefore w:val="0"/>
-              <w:widowControl w:val="0"/>
-              <w:kinsoku w:val="0"/>
-              <w:wordWrap/>
-              <w:overflowPunct/>
-              <w:topLinePunct w:val="0"/>
-              <w:autoSpaceDE w:val="0"/>
-              <w:autoSpaceDN w:val="0"/>
-              <w:bidi w:val="0"/>
-              <w:adjustRightInd w:val="0"/>
-              <w:snapToGrid w:val="0"/>
-              <w:spacing w:before="189"/>
-              <w:ind w:left="672"/>
-              <w:textAlignment w:val="baseline"/>
-              <w:rPr>
-                <w:rFonts w:ascii="宋体" w:hAnsi="宋体" w:eastAsia="宋体" w:cs="宋体"/>
-                <w:sz w:val="24"/>
-                <w:szCs w:val="24"/>
-              </w:rPr>
-            </w:pPr>
-            <w:r>
-              <w:rPr>
-                <w:rFonts w:ascii="宋体" w:hAnsi="宋体" w:eastAsia="宋体" w:cs="宋体"/>
-                <w:spacing w:val="-2"/>
-                <w:sz w:val="24"/>
-                <w:szCs w:val="24"/>
-              </w:rPr>
+              <w:pStyle w:val="39"/>
+              <w:bidi w:val="0"/>
+            </w:pPr>
+            <w:r>
               <w:t>40%</w:t>
             </w:r>
           </w:p>
@@ -9491,35 +8230,10 @@
           </w:tcPr>
           <w:p>
             <w:pPr>
-              <w:keepNext w:val="0"/>
-              <w:keepLines w:val="0"/>
-              <w:pageBreakBefore w:val="0"/>
-              <w:widowControl w:val="0"/>
-              <w:kinsoku w:val="0"/>
-              <w:wordWrap/>
-              <w:overflowPunct/>
-              <w:topLinePunct w:val="0"/>
-              <w:autoSpaceDE w:val="0"/>
-              <w:autoSpaceDN w:val="0"/>
-              <w:bidi w:val="0"/>
-              <w:adjustRightInd w:val="0"/>
-              <w:snapToGrid w:val="0"/>
-              <w:spacing w:before="189"/>
-              <w:ind w:left="603"/>
-              <w:textAlignment w:val="baseline"/>
-              <w:rPr>
-                <w:rFonts w:ascii="宋体" w:hAnsi="宋体" w:eastAsia="宋体" w:cs="宋体"/>
-                <w:sz w:val="24"/>
-                <w:szCs w:val="24"/>
-              </w:rPr>
-            </w:pPr>
-            <w:r>
-              <w:rPr>
-                <w:rFonts w:ascii="宋体" w:hAnsi="宋体" w:eastAsia="宋体" w:cs="宋体"/>
-                <w:spacing w:val="-7"/>
-                <w:sz w:val="24"/>
-                <w:szCs w:val="24"/>
-              </w:rPr>
+              <w:pStyle w:val="39"/>
+              <w:bidi w:val="0"/>
+            </w:pPr>
+            <w:r>
               <w:t>10%</w:t>
             </w:r>
           </w:p>
@@ -9530,35 +8244,10 @@
           </w:tcPr>
           <w:p>
             <w:pPr>
-              <w:keepNext w:val="0"/>
-              <w:keepLines w:val="0"/>
-              <w:pageBreakBefore w:val="0"/>
-              <w:widowControl w:val="0"/>
-              <w:kinsoku w:val="0"/>
-              <w:wordWrap/>
-              <w:overflowPunct/>
-              <w:topLinePunct w:val="0"/>
-              <w:autoSpaceDE w:val="0"/>
-              <w:autoSpaceDN w:val="0"/>
-              <w:bidi w:val="0"/>
-              <w:adjustRightInd w:val="0"/>
-              <w:snapToGrid w:val="0"/>
-              <w:spacing w:before="189"/>
-              <w:ind w:left="574"/>
-              <w:textAlignment w:val="baseline"/>
-              <w:rPr>
-                <w:rFonts w:ascii="宋体" w:hAnsi="宋体" w:eastAsia="宋体" w:cs="宋体"/>
-                <w:sz w:val="24"/>
-                <w:szCs w:val="24"/>
-              </w:rPr>
-            </w:pPr>
-            <w:r>
-              <w:rPr>
-                <w:rFonts w:ascii="宋体" w:hAnsi="宋体" w:eastAsia="宋体" w:cs="宋体"/>
-                <w:spacing w:val="-7"/>
-                <w:sz w:val="24"/>
-                <w:szCs w:val="24"/>
-              </w:rPr>
+              <w:pStyle w:val="39"/>
+              <w:bidi w:val="0"/>
+            </w:pPr>
+            <w:r>
               <w:t>10%</w:t>
             </w:r>
           </w:p>
@@ -9590,35 +8279,10 @@
           </w:tcPr>
           <w:p>
             <w:pPr>
-              <w:keepNext w:val="0"/>
-              <w:keepLines w:val="0"/>
-              <w:pageBreakBefore w:val="0"/>
-              <w:widowControl w:val="0"/>
-              <w:kinsoku w:val="0"/>
-              <w:wordWrap/>
-              <w:overflowPunct/>
-              <w:topLinePunct w:val="0"/>
-              <w:autoSpaceDE w:val="0"/>
-              <w:autoSpaceDN w:val="0"/>
-              <w:bidi w:val="0"/>
-              <w:adjustRightInd w:val="0"/>
-              <w:snapToGrid w:val="0"/>
-              <w:spacing w:before="116" w:line="220" w:lineRule="auto"/>
-              <w:ind w:left="525"/>
-              <w:textAlignment w:val="baseline"/>
-              <w:rPr>
-                <w:rFonts w:ascii="宋体" w:hAnsi="宋体" w:eastAsia="宋体" w:cs="宋体"/>
-                <w:sz w:val="24"/>
-                <w:szCs w:val="24"/>
-              </w:rPr>
-            </w:pPr>
-            <w:r>
-              <w:rPr>
-                <w:rFonts w:ascii="宋体" w:hAnsi="宋体" w:eastAsia="宋体" w:cs="宋体"/>
-                <w:spacing w:val="-2"/>
-                <w:sz w:val="24"/>
-                <w:szCs w:val="24"/>
-              </w:rPr>
+              <w:pStyle w:val="39"/>
+              <w:bidi w:val="0"/>
+            </w:pPr>
+            <w:r>
               <w:t>基层经理</w:t>
             </w:r>
           </w:p>
@@ -9629,35 +8293,10 @@
           </w:tcPr>
           <w:p>
             <w:pPr>
-              <w:keepNext w:val="0"/>
-              <w:keepLines w:val="0"/>
-              <w:pageBreakBefore w:val="0"/>
-              <w:widowControl w:val="0"/>
-              <w:kinsoku w:val="0"/>
-              <w:wordWrap/>
-              <w:overflowPunct/>
-              <w:topLinePunct w:val="0"/>
-              <w:autoSpaceDE w:val="0"/>
-              <w:autoSpaceDN w:val="0"/>
-              <w:bidi w:val="0"/>
-              <w:adjustRightInd w:val="0"/>
-              <w:snapToGrid w:val="0"/>
-              <w:spacing w:before="150" w:line="235" w:lineRule="auto"/>
-              <w:ind w:left="675"/>
-              <w:textAlignment w:val="baseline"/>
-              <w:rPr>
-                <w:rFonts w:ascii="宋体" w:hAnsi="宋体" w:eastAsia="宋体" w:cs="宋体"/>
-                <w:sz w:val="24"/>
-                <w:szCs w:val="24"/>
-              </w:rPr>
-            </w:pPr>
-            <w:r>
-              <w:rPr>
-                <w:rFonts w:ascii="宋体" w:hAnsi="宋体" w:eastAsia="宋体" w:cs="宋体"/>
-                <w:spacing w:val="-4"/>
-                <w:sz w:val="24"/>
-                <w:szCs w:val="24"/>
-              </w:rPr>
+              <w:pStyle w:val="39"/>
+              <w:bidi w:val="0"/>
+            </w:pPr>
+            <w:r>
               <w:t>30%</w:t>
             </w:r>
           </w:p>
@@ -9668,35 +8307,10 @@
           </w:tcPr>
           <w:p>
             <w:pPr>
-              <w:keepNext w:val="0"/>
-              <w:keepLines w:val="0"/>
-              <w:pageBreakBefore w:val="0"/>
-              <w:widowControl w:val="0"/>
-              <w:kinsoku w:val="0"/>
-              <w:wordWrap/>
-              <w:overflowPunct/>
-              <w:topLinePunct w:val="0"/>
-              <w:autoSpaceDE w:val="0"/>
-              <w:autoSpaceDN w:val="0"/>
-              <w:bidi w:val="0"/>
-              <w:adjustRightInd w:val="0"/>
-              <w:snapToGrid w:val="0"/>
-              <w:spacing w:before="150" w:line="235" w:lineRule="auto"/>
-              <w:ind w:left="672"/>
-              <w:textAlignment w:val="baseline"/>
-              <w:rPr>
-                <w:rFonts w:ascii="宋体" w:hAnsi="宋体" w:eastAsia="宋体" w:cs="宋体"/>
-                <w:sz w:val="24"/>
-                <w:szCs w:val="24"/>
-              </w:rPr>
-            </w:pPr>
-            <w:r>
-              <w:rPr>
-                <w:rFonts w:ascii="宋体" w:hAnsi="宋体" w:eastAsia="宋体" w:cs="宋体"/>
-                <w:spacing w:val="-2"/>
-                <w:sz w:val="24"/>
-                <w:szCs w:val="24"/>
-              </w:rPr>
+              <w:pStyle w:val="39"/>
+              <w:bidi w:val="0"/>
+            </w:pPr>
+            <w:r>
               <w:t>40%</w:t>
             </w:r>
           </w:p>
@@ -9707,35 +8321,10 @@
           </w:tcPr>
           <w:p>
             <w:pPr>
-              <w:keepNext w:val="0"/>
-              <w:keepLines w:val="0"/>
-              <w:pageBreakBefore w:val="0"/>
-              <w:widowControl w:val="0"/>
-              <w:kinsoku w:val="0"/>
-              <w:wordWrap/>
-              <w:overflowPunct/>
-              <w:topLinePunct w:val="0"/>
-              <w:autoSpaceDE w:val="0"/>
-              <w:autoSpaceDN w:val="0"/>
-              <w:bidi w:val="0"/>
-              <w:adjustRightInd w:val="0"/>
-              <w:snapToGrid w:val="0"/>
-              <w:spacing w:before="150" w:line="235" w:lineRule="auto"/>
-              <w:ind w:left="588"/>
-              <w:textAlignment w:val="baseline"/>
-              <w:rPr>
-                <w:rFonts w:ascii="宋体" w:hAnsi="宋体" w:eastAsia="宋体" w:cs="宋体"/>
-                <w:sz w:val="24"/>
-                <w:szCs w:val="24"/>
-              </w:rPr>
-            </w:pPr>
-            <w:r>
-              <w:rPr>
-                <w:rFonts w:ascii="宋体" w:hAnsi="宋体" w:eastAsia="宋体" w:cs="宋体"/>
-                <w:spacing w:val="-3"/>
-                <w:sz w:val="24"/>
-                <w:szCs w:val="24"/>
-              </w:rPr>
+              <w:pStyle w:val="39"/>
+              <w:bidi w:val="0"/>
+            </w:pPr>
+            <w:r>
               <w:t>20%</w:t>
             </w:r>
           </w:p>
@@ -9746,35 +8335,10 @@
           </w:tcPr>
           <w:p>
             <w:pPr>
-              <w:keepNext w:val="0"/>
-              <w:keepLines w:val="0"/>
-              <w:pageBreakBefore w:val="0"/>
-              <w:widowControl w:val="0"/>
-              <w:kinsoku w:val="0"/>
-              <w:wordWrap/>
-              <w:overflowPunct/>
-              <w:topLinePunct w:val="0"/>
-              <w:autoSpaceDE w:val="0"/>
-              <w:autoSpaceDN w:val="0"/>
-              <w:bidi w:val="0"/>
-              <w:adjustRightInd w:val="0"/>
-              <w:snapToGrid w:val="0"/>
-              <w:spacing w:before="150" w:line="235" w:lineRule="auto"/>
-              <w:ind w:left="574"/>
-              <w:textAlignment w:val="baseline"/>
-              <w:rPr>
-                <w:rFonts w:ascii="宋体" w:hAnsi="宋体" w:eastAsia="宋体" w:cs="宋体"/>
-                <w:sz w:val="24"/>
-                <w:szCs w:val="24"/>
-              </w:rPr>
-            </w:pPr>
-            <w:r>
-              <w:rPr>
-                <w:rFonts w:ascii="宋体" w:hAnsi="宋体" w:eastAsia="宋体" w:cs="宋体"/>
-                <w:spacing w:val="-7"/>
-                <w:sz w:val="24"/>
-                <w:szCs w:val="24"/>
-              </w:rPr>
+              <w:pStyle w:val="39"/>
+              <w:bidi w:val="0"/>
+            </w:pPr>
+            <w:r>
               <w:t>10%</w:t>
             </w:r>
           </w:p>
@@ -9806,35 +8370,10 @@
           </w:tcPr>
           <w:p>
             <w:pPr>
-              <w:keepNext w:val="0"/>
-              <w:keepLines w:val="0"/>
-              <w:pageBreakBefore w:val="0"/>
-              <w:widowControl w:val="0"/>
-              <w:kinsoku w:val="0"/>
-              <w:wordWrap/>
-              <w:overflowPunct/>
-              <w:topLinePunct w:val="0"/>
-              <w:autoSpaceDE w:val="0"/>
-              <w:autoSpaceDN w:val="0"/>
-              <w:bidi w:val="0"/>
-              <w:adjustRightInd w:val="0"/>
-              <w:snapToGrid w:val="0"/>
-              <w:spacing w:before="118" w:line="220" w:lineRule="auto"/>
-              <w:ind w:left="525"/>
-              <w:textAlignment w:val="baseline"/>
-              <w:rPr>
-                <w:rFonts w:ascii="宋体" w:hAnsi="宋体" w:eastAsia="宋体" w:cs="宋体"/>
-                <w:sz w:val="24"/>
-                <w:szCs w:val="24"/>
-              </w:rPr>
-            </w:pPr>
-            <w:r>
-              <w:rPr>
-                <w:rFonts w:ascii="宋体" w:hAnsi="宋体" w:eastAsia="宋体" w:cs="宋体"/>
-                <w:spacing w:val="-2"/>
-                <w:sz w:val="24"/>
-                <w:szCs w:val="24"/>
-              </w:rPr>
+              <w:pStyle w:val="39"/>
+              <w:bidi w:val="0"/>
+            </w:pPr>
+            <w:r>
               <w:t>基层员工</w:t>
             </w:r>
           </w:p>
@@ -9845,35 +8384,10 @@
           </w:tcPr>
           <w:p>
             <w:pPr>
-              <w:keepNext w:val="0"/>
-              <w:keepLines w:val="0"/>
-              <w:pageBreakBefore w:val="0"/>
-              <w:widowControl w:val="0"/>
-              <w:kinsoku w:val="0"/>
-              <w:wordWrap/>
-              <w:overflowPunct/>
-              <w:topLinePunct w:val="0"/>
-              <w:autoSpaceDE w:val="0"/>
-              <w:autoSpaceDN w:val="0"/>
-              <w:bidi w:val="0"/>
-              <w:adjustRightInd w:val="0"/>
-              <w:snapToGrid w:val="0"/>
-              <w:spacing w:before="151" w:line="237" w:lineRule="auto"/>
-              <w:ind w:left="688"/>
-              <w:textAlignment w:val="baseline"/>
-              <w:rPr>
-                <w:rFonts w:ascii="宋体" w:hAnsi="宋体" w:eastAsia="宋体" w:cs="宋体"/>
-                <w:sz w:val="24"/>
-                <w:szCs w:val="24"/>
-              </w:rPr>
-            </w:pPr>
-            <w:r>
-              <w:rPr>
-                <w:rFonts w:ascii="宋体" w:hAnsi="宋体" w:eastAsia="宋体" w:cs="宋体"/>
-                <w:spacing w:val="-7"/>
-                <w:sz w:val="24"/>
-                <w:szCs w:val="24"/>
-              </w:rPr>
+              <w:pStyle w:val="39"/>
+              <w:bidi w:val="0"/>
+            </w:pPr>
+            <w:r>
               <w:t>10%</w:t>
             </w:r>
           </w:p>
@@ -9884,35 +8398,10 @@
           </w:tcPr>
           <w:p>
             <w:pPr>
-              <w:keepNext w:val="0"/>
-              <w:keepLines w:val="0"/>
-              <w:pageBreakBefore w:val="0"/>
-              <w:widowControl w:val="0"/>
-              <w:kinsoku w:val="0"/>
-              <w:wordWrap/>
-              <w:overflowPunct/>
-              <w:topLinePunct w:val="0"/>
-              <w:autoSpaceDE w:val="0"/>
-              <w:autoSpaceDN w:val="0"/>
-              <w:bidi w:val="0"/>
-              <w:adjustRightInd w:val="0"/>
-              <w:snapToGrid w:val="0"/>
-              <w:spacing w:before="151" w:line="237" w:lineRule="auto"/>
-              <w:ind w:left="675"/>
-              <w:textAlignment w:val="baseline"/>
-              <w:rPr>
-                <w:rFonts w:ascii="宋体" w:hAnsi="宋体" w:eastAsia="宋体" w:cs="宋体"/>
-                <w:sz w:val="24"/>
-                <w:szCs w:val="24"/>
-              </w:rPr>
-            </w:pPr>
-            <w:r>
-              <w:rPr>
-                <w:rFonts w:ascii="宋体" w:hAnsi="宋体" w:eastAsia="宋体" w:cs="宋体"/>
-                <w:spacing w:val="-3"/>
-                <w:sz w:val="24"/>
-                <w:szCs w:val="24"/>
-              </w:rPr>
+              <w:pStyle w:val="39"/>
+              <w:bidi w:val="0"/>
+            </w:pPr>
+            <w:r>
               <w:t>60%</w:t>
             </w:r>
           </w:p>
@@ -9923,35 +8412,10 @@
           </w:tcPr>
           <w:p>
             <w:pPr>
-              <w:keepNext w:val="0"/>
-              <w:keepLines w:val="0"/>
-              <w:pageBreakBefore w:val="0"/>
-              <w:widowControl w:val="0"/>
-              <w:kinsoku w:val="0"/>
-              <w:wordWrap/>
-              <w:overflowPunct/>
-              <w:topLinePunct w:val="0"/>
-              <w:autoSpaceDE w:val="0"/>
-              <w:autoSpaceDN w:val="0"/>
-              <w:bidi w:val="0"/>
-              <w:adjustRightInd w:val="0"/>
-              <w:snapToGrid w:val="0"/>
-              <w:spacing w:before="151" w:line="237" w:lineRule="auto"/>
-              <w:ind w:left="590"/>
-              <w:textAlignment w:val="baseline"/>
-              <w:rPr>
-                <w:rFonts w:ascii="宋体" w:hAnsi="宋体" w:eastAsia="宋体" w:cs="宋体"/>
-                <w:sz w:val="24"/>
-                <w:szCs w:val="24"/>
-              </w:rPr>
-            </w:pPr>
-            <w:r>
-              <w:rPr>
-                <w:rFonts w:ascii="宋体" w:hAnsi="宋体" w:eastAsia="宋体" w:cs="宋体"/>
-                <w:spacing w:val="-4"/>
-                <w:sz w:val="24"/>
-                <w:szCs w:val="24"/>
-              </w:rPr>
+              <w:pStyle w:val="39"/>
+              <w:bidi w:val="0"/>
+            </w:pPr>
+            <w:r>
               <w:t>30%</w:t>
             </w:r>
           </w:p>
@@ -9962,35 +8426,10 @@
           </w:tcPr>
           <w:p>
             <w:pPr>
-              <w:keepNext w:val="0"/>
-              <w:keepLines w:val="0"/>
-              <w:pageBreakBefore w:val="0"/>
-              <w:widowControl w:val="0"/>
-              <w:kinsoku w:val="0"/>
-              <w:wordWrap/>
-              <w:overflowPunct/>
-              <w:topLinePunct w:val="0"/>
-              <w:autoSpaceDE w:val="0"/>
-              <w:autoSpaceDN w:val="0"/>
-              <w:bidi w:val="0"/>
-              <w:adjustRightInd w:val="0"/>
-              <w:snapToGrid w:val="0"/>
-              <w:spacing w:before="266" w:line="162" w:lineRule="exact"/>
-              <w:ind w:left="614"/>
-              <w:textAlignment w:val="baseline"/>
-              <w:rPr>
-                <w:rFonts w:ascii="宋体" w:hAnsi="宋体" w:eastAsia="宋体" w:cs="宋体"/>
-                <w:sz w:val="24"/>
-                <w:szCs w:val="24"/>
-              </w:rPr>
-            </w:pPr>
-            <w:r>
-              <w:rPr>
-                <w:rFonts w:ascii="宋体" w:hAnsi="宋体" w:eastAsia="宋体" w:cs="宋体"/>
-                <w:position w:val="-11"/>
-                <w:sz w:val="24"/>
-                <w:szCs w:val="24"/>
-              </w:rPr>
+              <w:pStyle w:val="39"/>
+              <w:bidi w:val="0"/>
+            </w:pPr>
+            <w:r>
               <w:t>—</w:t>
             </w:r>
           </w:p>
@@ -10037,7 +8476,7 @@
         <w:snapToGrid w:val="0"/>
         <w:textAlignment w:val="baseline"/>
       </w:pPr>
-      <w:bookmarkStart w:id="25" w:name="_Toc1633"/>
+      <w:bookmarkStart w:id="25" w:name="_Toc9040"/>
       <w:r>
         <w:t>考评等级及结果应用</w:t>
       </w:r>
@@ -10277,29 +8716,15 @@
       </w:r>
     </w:p>
     <w:p>
-      <w:pPr>
-        <w:keepNext w:val="0"/>
-        <w:keepLines w:val="0"/>
-        <w:pageBreakBefore w:val="0"/>
-        <w:widowControl w:val="0"/>
-        <w:kinsoku w:val="0"/>
-        <w:wordWrap/>
-        <w:overflowPunct/>
-        <w:topLinePunct w:val="0"/>
-        <w:autoSpaceDE w:val="0"/>
-        <w:autoSpaceDN w:val="0"/>
-        <w:bidi w:val="0"/>
-        <w:adjustRightInd w:val="0"/>
-        <w:snapToGrid w:val="0"/>
-        <w:spacing w:line="67" w:lineRule="exact"/>
-        <w:textAlignment w:val="baseline"/>
-      </w:pPr>
+      <w:r>
+        <w:br w:type="page"/>
+      </w:r>
     </w:p>
     <w:tbl>
       <w:tblPr>
         <w:tblStyle w:val="24"/>
         <w:tblW w:w="8754" w:type="dxa"/>
-        <w:tblInd w:w="5" w:type="dxa"/>
+        <w:jc w:val="center"/>
         <w:tblBorders>
           <w:top w:val="single" w:color="000000" w:sz="4" w:space="0"/>
           <w:left w:val="single" w:color="000000" w:sz="4" w:space="0"/>
@@ -10342,6 +8767,7 @@
         </w:tblPrEx>
         <w:trPr>
           <w:trHeight w:val="595" w:hRule="atLeast"/>
+          <w:jc w:val="center"/>
         </w:trPr>
         <w:tc>
           <w:tcPr>
@@ -10558,6 +8984,7 @@
         </w:tblPrEx>
         <w:trPr>
           <w:trHeight w:val="1868" w:hRule="atLeast"/>
+          <w:jc w:val="center"/>
         </w:trPr>
         <w:tc>
           <w:tcPr>
@@ -10567,6 +8994,7 @@
               <w:bottom w:val="nil"/>
             </w:tcBorders>
             <w:textDirection w:val="tbRlV"/>
+            <w:vAlign w:val="center"/>
           </w:tcPr>
           <w:p>
             <w:pPr>
@@ -10659,67 +9087,8 @@
         <w:tc>
           <w:tcPr>
             <w:tcW w:w="1415" w:type="dxa"/>
-          </w:tcPr>
-          <w:p>
-            <w:pPr>
-              <w:pStyle w:val="25"/>
-              <w:keepNext w:val="0"/>
-              <w:keepLines w:val="0"/>
-              <w:pageBreakBefore w:val="0"/>
-              <w:widowControl w:val="0"/>
-              <w:kinsoku w:val="0"/>
-              <w:wordWrap/>
-              <w:overflowPunct/>
-              <w:topLinePunct w:val="0"/>
-              <w:autoSpaceDE w:val="0"/>
-              <w:autoSpaceDN w:val="0"/>
-              <w:bidi w:val="0"/>
-              <w:adjustRightInd w:val="0"/>
-              <w:snapToGrid w:val="0"/>
-              <w:spacing w:line="243" w:lineRule="auto"/>
-              <w:textAlignment w:val="baseline"/>
-            </w:pPr>
-          </w:p>
-          <w:p>
-            <w:pPr>
-              <w:pStyle w:val="25"/>
-              <w:keepNext w:val="0"/>
-              <w:keepLines w:val="0"/>
-              <w:pageBreakBefore w:val="0"/>
-              <w:widowControl w:val="0"/>
-              <w:kinsoku w:val="0"/>
-              <w:wordWrap/>
-              <w:overflowPunct/>
-              <w:topLinePunct w:val="0"/>
-              <w:autoSpaceDE w:val="0"/>
-              <w:autoSpaceDN w:val="0"/>
-              <w:bidi w:val="0"/>
-              <w:adjustRightInd w:val="0"/>
-              <w:snapToGrid w:val="0"/>
-              <w:spacing w:line="244" w:lineRule="auto"/>
-              <w:textAlignment w:val="baseline"/>
-            </w:pPr>
-          </w:p>
-          <w:p>
-            <w:pPr>
-              <w:pStyle w:val="25"/>
-              <w:keepNext w:val="0"/>
-              <w:keepLines w:val="0"/>
-              <w:pageBreakBefore w:val="0"/>
-              <w:widowControl w:val="0"/>
-              <w:kinsoku w:val="0"/>
-              <w:wordWrap/>
-              <w:overflowPunct/>
-              <w:topLinePunct w:val="0"/>
-              <w:autoSpaceDE w:val="0"/>
-              <w:autoSpaceDN w:val="0"/>
-              <w:bidi w:val="0"/>
-              <w:adjustRightInd w:val="0"/>
-              <w:snapToGrid w:val="0"/>
-              <w:spacing w:line="244" w:lineRule="auto"/>
-              <w:textAlignment w:val="baseline"/>
-            </w:pPr>
-          </w:p>
+            <w:vAlign w:val="center"/>
+          </w:tcPr>
           <w:p>
             <w:pPr>
               <w:keepNext w:val="0"/>
@@ -10833,67 +9202,8 @@
         <w:tc>
           <w:tcPr>
             <w:tcW w:w="1274" w:type="dxa"/>
-          </w:tcPr>
-          <w:p>
-            <w:pPr>
-              <w:pStyle w:val="25"/>
-              <w:keepNext w:val="0"/>
-              <w:keepLines w:val="0"/>
-              <w:pageBreakBefore w:val="0"/>
-              <w:widowControl w:val="0"/>
-              <w:kinsoku w:val="0"/>
-              <w:wordWrap/>
-              <w:overflowPunct/>
-              <w:topLinePunct w:val="0"/>
-              <w:autoSpaceDE w:val="0"/>
-              <w:autoSpaceDN w:val="0"/>
-              <w:bidi w:val="0"/>
-              <w:adjustRightInd w:val="0"/>
-              <w:snapToGrid w:val="0"/>
-              <w:spacing w:line="255" w:lineRule="auto"/>
-              <w:textAlignment w:val="baseline"/>
-            </w:pPr>
-          </w:p>
-          <w:p>
-            <w:pPr>
-              <w:pStyle w:val="25"/>
-              <w:keepNext w:val="0"/>
-              <w:keepLines w:val="0"/>
-              <w:pageBreakBefore w:val="0"/>
-              <w:widowControl w:val="0"/>
-              <w:kinsoku w:val="0"/>
-              <w:wordWrap/>
-              <w:overflowPunct/>
-              <w:topLinePunct w:val="0"/>
-              <w:autoSpaceDE w:val="0"/>
-              <w:autoSpaceDN w:val="0"/>
-              <w:bidi w:val="0"/>
-              <w:adjustRightInd w:val="0"/>
-              <w:snapToGrid w:val="0"/>
-              <w:spacing w:line="255" w:lineRule="auto"/>
-              <w:textAlignment w:val="baseline"/>
-            </w:pPr>
-          </w:p>
-          <w:p>
-            <w:pPr>
-              <w:pStyle w:val="25"/>
-              <w:keepNext w:val="0"/>
-              <w:keepLines w:val="0"/>
-              <w:pageBreakBefore w:val="0"/>
-              <w:widowControl w:val="0"/>
-              <w:kinsoku w:val="0"/>
-              <w:wordWrap/>
-              <w:overflowPunct/>
-              <w:topLinePunct w:val="0"/>
-              <w:autoSpaceDE w:val="0"/>
-              <w:autoSpaceDN w:val="0"/>
-              <w:bidi w:val="0"/>
-              <w:adjustRightInd w:val="0"/>
-              <w:snapToGrid w:val="0"/>
-              <w:spacing w:line="255" w:lineRule="auto"/>
-              <w:textAlignment w:val="baseline"/>
-            </w:pPr>
-          </w:p>
+            <w:vAlign w:val="center"/>
+          </w:tcPr>
           <w:p>
             <w:pPr>
               <w:keepNext w:val="0"/>
@@ -11028,6 +9338,7 @@
         </w:tblPrEx>
         <w:trPr>
           <w:trHeight w:val="937" w:hRule="atLeast"/>
+          <w:jc w:val="center"/>
         </w:trPr>
         <w:tc>
           <w:tcPr>
@@ -11037,6 +9348,7 @@
               <w:top w:val="nil"/>
             </w:tcBorders>
             <w:textDirection w:val="tbRlV"/>
+            <w:vAlign w:val="center"/>
           </w:tcPr>
           <w:p>
             <w:pPr>
@@ -11061,27 +9373,8 @@
         <w:tc>
           <w:tcPr>
             <w:tcW w:w="1415" w:type="dxa"/>
-          </w:tcPr>
-          <w:p>
-            <w:pPr>
-              <w:pStyle w:val="25"/>
-              <w:keepNext w:val="0"/>
-              <w:keepLines w:val="0"/>
-              <w:pageBreakBefore w:val="0"/>
-              <w:widowControl w:val="0"/>
-              <w:kinsoku w:val="0"/>
-              <w:wordWrap/>
-              <w:overflowPunct/>
-              <w:topLinePunct w:val="0"/>
-              <w:autoSpaceDE w:val="0"/>
-              <w:autoSpaceDN w:val="0"/>
-              <w:bidi w:val="0"/>
-              <w:adjustRightInd w:val="0"/>
-              <w:snapToGrid w:val="0"/>
-              <w:spacing w:line="271" w:lineRule="auto"/>
-              <w:textAlignment w:val="baseline"/>
-            </w:pPr>
-          </w:p>
+            <w:vAlign w:val="center"/>
+          </w:tcPr>
           <w:p>
             <w:pPr>
               <w:keepNext w:val="0"/>
@@ -11159,27 +9452,8 @@
         <w:tc>
           <w:tcPr>
             <w:tcW w:w="1274" w:type="dxa"/>
-          </w:tcPr>
-          <w:p>
-            <w:pPr>
-              <w:pStyle w:val="25"/>
-              <w:keepNext w:val="0"/>
-              <w:keepLines w:val="0"/>
-              <w:pageBreakBefore w:val="0"/>
-              <w:widowControl w:val="0"/>
-              <w:kinsoku w:val="0"/>
-              <w:wordWrap/>
-              <w:overflowPunct/>
-              <w:topLinePunct w:val="0"/>
-              <w:autoSpaceDE w:val="0"/>
-              <w:autoSpaceDN w:val="0"/>
-              <w:bidi w:val="0"/>
-              <w:adjustRightInd w:val="0"/>
-              <w:snapToGrid w:val="0"/>
-              <w:spacing w:line="305" w:lineRule="auto"/>
-              <w:textAlignment w:val="baseline"/>
-            </w:pPr>
-          </w:p>
+            <w:vAlign w:val="center"/>
+          </w:tcPr>
           <w:p>
             <w:pPr>
               <w:keepNext w:val="0"/>
@@ -11274,52 +9548,14 @@
         </w:tblPrEx>
         <w:trPr>
           <w:trHeight w:val="1406" w:hRule="atLeast"/>
+          <w:jc w:val="center"/>
         </w:trPr>
         <w:tc>
           <w:tcPr>
             <w:tcW w:w="2378" w:type="dxa"/>
             <w:gridSpan w:val="2"/>
-          </w:tcPr>
-          <w:p>
-            <w:pPr>
-              <w:pStyle w:val="25"/>
-              <w:keepNext w:val="0"/>
-              <w:keepLines w:val="0"/>
-              <w:pageBreakBefore w:val="0"/>
-              <w:widowControl w:val="0"/>
-              <w:kinsoku w:val="0"/>
-              <w:wordWrap/>
-              <w:overflowPunct/>
-              <w:topLinePunct w:val="0"/>
-              <w:autoSpaceDE w:val="0"/>
-              <w:autoSpaceDN w:val="0"/>
-              <w:bidi w:val="0"/>
-              <w:adjustRightInd w:val="0"/>
-              <w:snapToGrid w:val="0"/>
-              <w:spacing w:line="252" w:lineRule="auto"/>
-              <w:textAlignment w:val="baseline"/>
-            </w:pPr>
-          </w:p>
-          <w:p>
-            <w:pPr>
-              <w:pStyle w:val="25"/>
-              <w:keepNext w:val="0"/>
-              <w:keepLines w:val="0"/>
-              <w:pageBreakBefore w:val="0"/>
-              <w:widowControl w:val="0"/>
-              <w:kinsoku w:val="0"/>
-              <w:wordWrap/>
-              <w:overflowPunct/>
-              <w:topLinePunct w:val="0"/>
-              <w:autoSpaceDE w:val="0"/>
-              <w:autoSpaceDN w:val="0"/>
-              <w:bidi w:val="0"/>
-              <w:adjustRightInd w:val="0"/>
-              <w:snapToGrid w:val="0"/>
-              <w:spacing w:line="252" w:lineRule="auto"/>
-              <w:textAlignment w:val="baseline"/>
-            </w:pPr>
-          </w:p>
+            <w:vAlign w:val="center"/>
+          </w:tcPr>
           <w:p>
             <w:pPr>
               <w:keepNext w:val="0"/>
@@ -11398,47 +9634,8 @@
         <w:tc>
           <w:tcPr>
             <w:tcW w:w="1274" w:type="dxa"/>
-          </w:tcPr>
-          <w:p>
-            <w:pPr>
-              <w:pStyle w:val="25"/>
-              <w:keepNext w:val="0"/>
-              <w:keepLines w:val="0"/>
-              <w:pageBreakBefore w:val="0"/>
-              <w:widowControl w:val="0"/>
-              <w:kinsoku w:val="0"/>
-              <w:wordWrap/>
-              <w:overflowPunct/>
-              <w:topLinePunct w:val="0"/>
-              <w:autoSpaceDE w:val="0"/>
-              <w:autoSpaceDN w:val="0"/>
-              <w:bidi w:val="0"/>
-              <w:adjustRightInd w:val="0"/>
-              <w:snapToGrid w:val="0"/>
-              <w:spacing w:line="269" w:lineRule="auto"/>
-              <w:textAlignment w:val="baseline"/>
-            </w:pPr>
-          </w:p>
-          <w:p>
-            <w:pPr>
-              <w:pStyle w:val="25"/>
-              <w:keepNext w:val="0"/>
-              <w:keepLines w:val="0"/>
-              <w:pageBreakBefore w:val="0"/>
-              <w:widowControl w:val="0"/>
-              <w:kinsoku w:val="0"/>
-              <w:wordWrap/>
-              <w:overflowPunct/>
-              <w:topLinePunct w:val="0"/>
-              <w:autoSpaceDE w:val="0"/>
-              <w:autoSpaceDN w:val="0"/>
-              <w:bidi w:val="0"/>
-              <w:adjustRightInd w:val="0"/>
-              <w:snapToGrid w:val="0"/>
-              <w:spacing w:line="269" w:lineRule="auto"/>
-              <w:textAlignment w:val="baseline"/>
-            </w:pPr>
-          </w:p>
+            <w:vAlign w:val="center"/>
+          </w:tcPr>
           <w:p>
             <w:pPr>
               <w:keepNext w:val="0"/>
@@ -11558,7 +9755,7 @@
           <w:szCs w:val="32"/>
         </w:rPr>
       </w:pPr>
-      <w:bookmarkStart w:id="26" w:name="_Toc31248"/>
+      <w:bookmarkStart w:id="26" w:name="_Toc28225"/>
       <w:r>
         <w:rPr>
           <w:rFonts w:ascii="宋体" w:hAnsi="宋体" w:eastAsia="宋体" w:cs="宋体"/>
@@ -11680,7 +9877,7 @@
         <w:snapToGrid w:val="0"/>
         <w:textAlignment w:val="baseline"/>
       </w:pPr>
-      <w:bookmarkStart w:id="27" w:name="_Toc11345"/>
+      <w:bookmarkStart w:id="27" w:name="_Toc16988"/>
       <w:r>
         <w:t>考评申诉</w:t>
       </w:r>
@@ -11858,7 +10055,7 @@
           <w:lang w:val="en-US" w:eastAsia="zh-CN"/>
         </w:rPr>
       </w:pPr>
-      <w:bookmarkStart w:id="28" w:name="_Toc2961"/>
+      <w:bookmarkStart w:id="28" w:name="_Toc30388"/>
       <w:r>
         <w:rPr>
           <w:rFonts w:hint="eastAsia"/>
@@ -11871,8 +10068,8 @@
     <w:tbl>
       <w:tblPr>
         <w:tblStyle w:val="24"/>
-        <w:tblW w:w="8147" w:type="dxa"/>
-        <w:tblInd w:w="13" w:type="dxa"/>
+        <w:tblW w:w="8321" w:type="dxa"/>
+        <w:jc w:val="center"/>
         <w:tblBorders>
           <w:top w:val="single" w:color="000000" w:sz="4" w:space="0"/>
           <w:left w:val="single" w:color="000000" w:sz="4" w:space="0"/>
@@ -11890,10 +10087,11 @@
         </w:tblCellMar>
       </w:tblPr>
       <w:tblGrid>
-        <w:gridCol w:w="1557"/>
-        <w:gridCol w:w="2974"/>
-        <w:gridCol w:w="1808"/>
-        <w:gridCol w:w="1808"/>
+        <w:gridCol w:w="789"/>
+        <w:gridCol w:w="1940"/>
+        <w:gridCol w:w="3648"/>
+        <w:gridCol w:w="1092"/>
+        <w:gridCol w:w="852"/>
       </w:tblGrid>
       <w:tr>
         <w:tblPrEx>
@@ -11914,189 +10112,182 @@
         </w:tblPrEx>
         <w:trPr>
           <w:trHeight w:val="467" w:hRule="atLeast"/>
+          <w:jc w:val="center"/>
         </w:trPr>
         <w:tc>
           <w:tcPr>
-            <w:tcW w:w="1557" w:type="dxa"/>
-            <w:shd w:val="clear" w:color="auto" w:fill="auto"/>
-          </w:tcPr>
-          <w:p>
-            <w:pPr>
-              <w:pStyle w:val="25"/>
-              <w:keepNext w:val="0"/>
-              <w:keepLines w:val="0"/>
-              <w:pageBreakBefore w:val="0"/>
-              <w:widowControl w:val="0"/>
-              <w:kinsoku w:val="0"/>
-              <w:wordWrap/>
-              <w:overflowPunct/>
-              <w:topLinePunct w:val="0"/>
-              <w:autoSpaceDE w:val="0"/>
-              <w:autoSpaceDN w:val="0"/>
-              <w:bidi w:val="0"/>
-              <w:adjustRightInd w:val="0"/>
-              <w:snapToGrid w:val="0"/>
-              <w:spacing w:before="137"/>
-              <w:textAlignment w:val="baseline"/>
-              <w:rPr>
-                <w:rFonts w:hint="default"/>
+            <w:tcW w:w="789" w:type="dxa"/>
+            <w:shd w:val="clear" w:color="auto" w:fill="C0C0C0"/>
+            <w:vAlign w:val="center"/>
+          </w:tcPr>
+          <w:p>
+            <w:pPr>
+              <w:spacing w:before="205" w:line="221" w:lineRule="auto"/>
+              <w:ind w:left="195" w:leftChars="0"/>
+              <w:rPr>
+                <w:rFonts w:hint="default" w:ascii="宋体" w:hAnsi="宋体" w:eastAsia="宋体" w:cs="宋体"/>
                 <w:b/>
                 <w:bCs/>
-                <w:spacing w:val="-2"/>
+                <w:snapToGrid w:val="0"/>
+                <w:color w:val="000000"/>
+                <w:spacing w:val="-7"/>
+                <w:kern w:val="0"/>
+                <w:sz w:val="18"/>
+                <w:szCs w:val="18"/>
+                <w:lang w:val="en-US" w:eastAsia="zh-CN" w:bidi="ar-SA"/>
+              </w:rPr>
+            </w:pPr>
+            <w:r>
+              <w:rPr>
+                <w:rFonts w:ascii="宋体" w:hAnsi="宋体" w:eastAsia="宋体" w:cs="宋体"/>
+                <w:b/>
+                <w:bCs/>
+                <w:spacing w:val="-7"/>
+                <w:sz w:val="18"/>
+                <w:szCs w:val="18"/>
+              </w:rPr>
+              <w:t>序号</w:t>
+            </w:r>
+          </w:p>
+        </w:tc>
+        <w:tc>
+          <w:tcPr>
+            <w:tcW w:w="1940" w:type="dxa"/>
+            <w:shd w:val="clear" w:color="auto" w:fill="C0C0C0"/>
+            <w:vAlign w:val="center"/>
+          </w:tcPr>
+          <w:p>
+            <w:pPr>
+              <w:spacing w:before="205" w:line="221" w:lineRule="auto"/>
+              <w:ind w:left="195" w:leftChars="0"/>
+              <w:rPr>
+                <w:rFonts w:hint="default" w:ascii="宋体" w:hAnsi="宋体" w:eastAsia="宋体" w:cs="宋体"/>
+                <w:b/>
+                <w:bCs/>
+                <w:snapToGrid w:val="0"/>
+                <w:color w:val="000000"/>
+                <w:spacing w:val="-7"/>
+                <w:kern w:val="0"/>
+                <w:sz w:val="18"/>
+                <w:szCs w:val="18"/>
+                <w:lang w:val="en-US" w:eastAsia="zh-CN" w:bidi="ar-SA"/>
+              </w:rPr>
+            </w:pPr>
+            <w:r>
+              <w:rPr>
+                <w:rFonts w:ascii="宋体" w:hAnsi="宋体" w:eastAsia="宋体" w:cs="宋体"/>
+                <w:b/>
+                <w:bCs/>
+                <w:spacing w:val="-7"/>
+                <w:sz w:val="18"/>
+                <w:szCs w:val="18"/>
+              </w:rPr>
+              <w:t>衡量指标</w:t>
+            </w:r>
+          </w:p>
+        </w:tc>
+        <w:tc>
+          <w:tcPr>
+            <w:tcW w:w="3648" w:type="dxa"/>
+            <w:shd w:val="clear" w:color="auto" w:fill="C0C0C0"/>
+            <w:vAlign w:val="center"/>
+          </w:tcPr>
+          <w:p>
+            <w:pPr>
+              <w:spacing w:before="205" w:line="221" w:lineRule="auto"/>
+              <w:ind w:left="195" w:leftChars="0"/>
+              <w:rPr>
+                <w:rFonts w:hint="default" w:ascii="宋体" w:hAnsi="宋体" w:eastAsia="宋体" w:cs="宋体"/>
+                <w:b/>
+                <w:bCs/>
+                <w:snapToGrid w:val="0"/>
+                <w:color w:val="000000"/>
+                <w:spacing w:val="-7"/>
+                <w:kern w:val="0"/>
+                <w:sz w:val="18"/>
+                <w:szCs w:val="18"/>
+                <w:lang w:val="en-US" w:eastAsia="zh-CN" w:bidi="ar-SA"/>
+              </w:rPr>
+            </w:pPr>
+            <w:r>
+              <w:rPr>
+                <w:rFonts w:ascii="宋体" w:hAnsi="宋体" w:eastAsia="宋体" w:cs="宋体"/>
+                <w:b/>
+                <w:bCs/>
+                <w:spacing w:val="-7"/>
+                <w:sz w:val="18"/>
+                <w:szCs w:val="18"/>
+              </w:rPr>
+              <w:t>指标计算说明</w:t>
+            </w:r>
+          </w:p>
+        </w:tc>
+        <w:tc>
+          <w:tcPr>
+            <w:tcW w:w="1092" w:type="dxa"/>
+            <w:shd w:val="clear" w:color="auto" w:fill="C0C0C0"/>
+            <w:vAlign w:val="center"/>
+          </w:tcPr>
+          <w:p>
+            <w:pPr>
+              <w:spacing w:before="205" w:line="221" w:lineRule="auto"/>
+              <w:ind w:left="195" w:leftChars="0"/>
+              <w:rPr>
+                <w:rFonts w:hint="default" w:ascii="宋体" w:hAnsi="宋体" w:eastAsia="宋体" w:cs="宋体"/>
+                <w:b/>
+                <w:bCs/>
+                <w:snapToGrid w:val="0"/>
+                <w:color w:val="000000"/>
+                <w:spacing w:val="-7"/>
+                <w:kern w:val="0"/>
+                <w:sz w:val="18"/>
+                <w:szCs w:val="18"/>
+                <w:lang w:val="en-US" w:eastAsia="zh-CN" w:bidi="ar-SA"/>
+              </w:rPr>
+            </w:pPr>
+            <w:r>
+              <w:rPr>
+                <w:rFonts w:hint="eastAsia" w:ascii="宋体" w:hAnsi="宋体" w:eastAsia="宋体" w:cs="宋体"/>
+                <w:b/>
+                <w:bCs/>
+                <w:spacing w:val="-7"/>
                 <w:sz w:val="18"/>
                 <w:szCs w:val="18"/>
                 <w:lang w:val="en-US" w:eastAsia="zh-CN"/>
               </w:rPr>
-            </w:pPr>
-            <w:r>
-              <w:rPr>
-                <w:rFonts w:hint="eastAsia"/>
+              <w:t>考核频次</w:t>
+            </w:r>
+          </w:p>
+        </w:tc>
+        <w:tc>
+          <w:tcPr>
+            <w:tcW w:w="852" w:type="dxa"/>
+            <w:shd w:val="clear" w:color="auto" w:fill="C0C0C0"/>
+            <w:vAlign w:val="center"/>
+          </w:tcPr>
+          <w:p>
+            <w:pPr>
+              <w:spacing w:before="205" w:line="221" w:lineRule="auto"/>
+              <w:ind w:left="195" w:leftChars="0"/>
+              <w:rPr>
+                <w:rFonts w:hint="default" w:ascii="宋体" w:hAnsi="宋体" w:eastAsia="宋体" w:cs="宋体"/>
                 <w:b/>
                 <w:bCs/>
-                <w:spacing w:val="-2"/>
+                <w:snapToGrid w:val="0"/>
+                <w:color w:val="000000"/>
+                <w:spacing w:val="-7"/>
+                <w:kern w:val="0"/>
                 <w:sz w:val="18"/>
                 <w:szCs w:val="18"/>
-                <w:lang w:val="en-US" w:eastAsia="zh-CN"/>
-              </w:rPr>
-              <w:t>考核指标</w:t>
-            </w:r>
-          </w:p>
-        </w:tc>
-        <w:tc>
-          <w:tcPr>
-            <w:tcW w:w="2974" w:type="dxa"/>
-            <w:shd w:val="clear" w:color="auto" w:fill="auto"/>
-          </w:tcPr>
-          <w:p>
-            <w:pPr>
-              <w:pStyle w:val="25"/>
-              <w:keepNext w:val="0"/>
-              <w:keepLines w:val="0"/>
-              <w:pageBreakBefore w:val="0"/>
-              <w:widowControl w:val="0"/>
-              <w:kinsoku w:val="0"/>
-              <w:wordWrap/>
-              <w:overflowPunct/>
-              <w:topLinePunct w:val="0"/>
-              <w:autoSpaceDE w:val="0"/>
-              <w:autoSpaceDN w:val="0"/>
-              <w:bidi w:val="0"/>
-              <w:adjustRightInd w:val="0"/>
-              <w:snapToGrid w:val="0"/>
-              <w:spacing w:before="137"/>
-              <w:textAlignment w:val="baseline"/>
-              <w:rPr>
-                <w:rFonts w:hint="default"/>
+                <w:lang w:val="en-US" w:eastAsia="zh-CN" w:bidi="ar-SA"/>
+              </w:rPr>
+            </w:pPr>
+            <w:r>
+              <w:rPr>
+                <w:rFonts w:hint="eastAsia" w:ascii="宋体" w:hAnsi="宋体" w:cs="宋体"/>
                 <w:b/>
                 <w:bCs/>
-                <w:spacing w:val="-2"/>
-                <w:sz w:val="18"/>
-                <w:szCs w:val="18"/>
-                <w:lang w:val="en-US" w:eastAsia="zh-CN"/>
-              </w:rPr>
-            </w:pPr>
-            <w:r>
-              <w:rPr>
-                <w:rFonts w:hint="eastAsia"/>
-                <w:b/>
-                <w:bCs/>
-                <w:spacing w:val="-2"/>
-                <w:sz w:val="18"/>
-                <w:szCs w:val="18"/>
-                <w:lang w:val="en-US" w:eastAsia="zh-CN"/>
-              </w:rPr>
-              <w:t>计算方式</w:t>
-            </w:r>
-          </w:p>
-        </w:tc>
-        <w:tc>
-          <w:tcPr>
-            <w:tcW w:w="1808" w:type="dxa"/>
-            <w:shd w:val="clear" w:color="auto" w:fill="auto"/>
-          </w:tcPr>
-          <w:p>
-            <w:pPr>
-              <w:pStyle w:val="25"/>
-              <w:keepNext w:val="0"/>
-              <w:keepLines w:val="0"/>
-              <w:pageBreakBefore w:val="0"/>
-              <w:widowControl w:val="0"/>
-              <w:kinsoku w:val="0"/>
-              <w:wordWrap/>
-              <w:overflowPunct/>
-              <w:topLinePunct w:val="0"/>
-              <w:autoSpaceDE w:val="0"/>
-              <w:autoSpaceDN w:val="0"/>
-              <w:bidi w:val="0"/>
-              <w:adjustRightInd w:val="0"/>
-              <w:snapToGrid w:val="0"/>
-              <w:spacing w:before="59" w:line="220" w:lineRule="auto"/>
-              <w:ind w:left="231" w:leftChars="0"/>
-              <w:textAlignment w:val="baseline"/>
-              <w:rPr>
-                <w:rFonts w:hint="default"/>
-                <w:b/>
-                <w:bCs/>
-                <w:spacing w:val="-2"/>
-                <w:sz w:val="18"/>
-                <w:szCs w:val="18"/>
-                <w:lang w:val="en-US" w:eastAsia="zh-CN"/>
-              </w:rPr>
-            </w:pPr>
-            <w:r>
-              <w:rPr>
-                <w:rFonts w:hint="eastAsia"/>
-                <w:b/>
-                <w:bCs/>
-                <w:spacing w:val="-2"/>
-                <w:sz w:val="18"/>
-                <w:szCs w:val="18"/>
-                <w:lang w:val="en-US" w:eastAsia="zh-CN"/>
-              </w:rPr>
-              <w:t>频次</w:t>
-            </w:r>
-          </w:p>
-        </w:tc>
-        <w:tc>
-          <w:tcPr>
-            <w:tcW w:w="1808" w:type="dxa"/>
-            <w:shd w:val="clear" w:color="auto" w:fill="auto"/>
-          </w:tcPr>
-          <w:p>
-            <w:pPr>
-              <w:pStyle w:val="25"/>
-              <w:keepNext w:val="0"/>
-              <w:keepLines w:val="0"/>
-              <w:pageBreakBefore w:val="0"/>
-              <w:widowControl w:val="0"/>
-              <w:kinsoku w:val="0"/>
-              <w:wordWrap/>
-              <w:overflowPunct/>
-              <w:topLinePunct w:val="0"/>
-              <w:autoSpaceDE w:val="0"/>
-              <w:autoSpaceDN w:val="0"/>
-              <w:bidi w:val="0"/>
-              <w:adjustRightInd w:val="0"/>
-              <w:snapToGrid w:val="0"/>
-              <w:spacing w:before="59" w:line="220" w:lineRule="auto"/>
-              <w:ind w:left="231" w:leftChars="0"/>
-              <w:textAlignment w:val="baseline"/>
-              <w:rPr>
-                <w:rFonts w:hint="default"/>
-                <w:b/>
-                <w:bCs/>
-                <w:spacing w:val="-2"/>
-                <w:sz w:val="18"/>
-                <w:szCs w:val="18"/>
-                <w:lang w:val="en-US" w:eastAsia="zh-CN"/>
-              </w:rPr>
-            </w:pPr>
-            <w:r>
-              <w:rPr>
-                <w:rFonts w:hint="eastAsia"/>
-                <w:b/>
-                <w:bCs/>
-                <w:spacing w:val="-2"/>
+                <w:spacing w:val="-7"/>
                 <w:sz w:val="18"/>
                 <w:szCs w:val="18"/>
                 <w:lang w:val="en-US" w:eastAsia="zh-CN"/>
@@ -12125,11 +10316,59 @@
         </w:tblPrEx>
         <w:trPr>
           <w:trHeight w:val="671" w:hRule="atLeast"/>
+          <w:jc w:val="center"/>
         </w:trPr>
         <w:tc>
           <w:tcPr>
-            <w:tcW w:w="1557" w:type="dxa"/>
+            <w:tcW w:w="789" w:type="dxa"/>
             <w:shd w:val="clear" w:color="auto" w:fill="auto"/>
+            <w:vAlign w:val="center"/>
+          </w:tcPr>
+          <w:p>
+            <w:pPr>
+              <w:pStyle w:val="25"/>
+              <w:keepNext w:val="0"/>
+              <w:keepLines w:val="0"/>
+              <w:pageBreakBefore w:val="0"/>
+              <w:widowControl w:val="0"/>
+              <w:kinsoku w:val="0"/>
+              <w:wordWrap/>
+              <w:overflowPunct/>
+              <w:topLinePunct w:val="0"/>
+              <w:autoSpaceDE w:val="0"/>
+              <w:autoSpaceDN w:val="0"/>
+              <w:bidi w:val="0"/>
+              <w:adjustRightInd w:val="0"/>
+              <w:snapToGrid w:val="0"/>
+              <w:spacing w:before="137"/>
+              <w:ind w:left="0" w:leftChars="0" w:right="0" w:rightChars="0" w:firstLine="0" w:firstLineChars="0"/>
+              <w:jc w:val="center"/>
+              <w:textAlignment w:val="baseline"/>
+              <w:rPr>
+                <w:rFonts w:hint="default"/>
+                <w:spacing w:val="-2"/>
+                <w:sz w:val="18"/>
+                <w:szCs w:val="18"/>
+                <w:lang w:val="en-US" w:eastAsia="zh-CN"/>
+              </w:rPr>
+            </w:pPr>
+            <w:r>
+              <w:rPr>
+                <w:rFonts w:hint="eastAsia"/>
+                <w:spacing w:val="-2"/>
+                <w:sz w:val="18"/>
+                <w:szCs w:val="18"/>
+                <w:lang w:val="en-US" w:eastAsia="zh-CN"/>
+              </w:rPr>
+              <w:t>1</w:t>
+            </w:r>
+          </w:p>
+        </w:tc>
+        <w:tc>
+          <w:tcPr>
+            <w:tcW w:w="1940" w:type="dxa"/>
+            <w:shd w:val="clear" w:color="auto" w:fill="auto"/>
+            <w:vAlign w:val="center"/>
           </w:tcPr>
           <w:p>
             <w:pPr>
@@ -12174,8 +10413,9 @@
         </w:tc>
         <w:tc>
           <w:tcPr>
-            <w:tcW w:w="2974" w:type="dxa"/>
+            <w:tcW w:w="3648" w:type="dxa"/>
             <w:shd w:val="clear" w:color="auto" w:fill="auto"/>
+            <w:vAlign w:val="center"/>
           </w:tcPr>
           <w:p>
             <w:pPr>
@@ -12212,38 +10452,17 @@
                 <w:spacing w:val="-2"/>
                 <w:sz w:val="18"/>
                 <w:szCs w:val="18"/>
-                <w:lang w:eastAsia="zh-CN"/>
-              </w:rPr>
-              <w:t>（</w:t>
-            </w:r>
-            <w:r>
-              <w:rPr>
-                <w:rFonts w:hint="eastAsia"/>
-                <w:spacing w:val="-2"/>
-                <w:sz w:val="18"/>
-                <w:szCs w:val="18"/>
                 <w:lang w:val="en-US" w:eastAsia="zh-CN"/>
               </w:rPr>
-              <w:t>考核合格人数)</w:t>
-            </w:r>
-            <w:bookmarkStart w:id="30" w:name="_GoBack"/>
-            <w:bookmarkEnd w:id="30"/>
-            <w:r>
-              <w:rPr>
-                <w:rFonts w:hint="eastAsia"/>
-                <w:spacing w:val="-2"/>
-                <w:sz w:val="18"/>
-                <w:szCs w:val="18"/>
-                <w:lang w:val="en-US" w:eastAsia="zh-CN"/>
-              </w:rPr>
-              <w:t>/考核总人数*100%</w:t>
-            </w:r>
-          </w:p>
-        </w:tc>
-        <w:tc>
-          <w:tcPr>
-            <w:tcW w:w="1808" w:type="dxa"/>
+              <w:t>考核合格人数/考核总人数*100%</w:t>
+            </w:r>
+          </w:p>
+        </w:tc>
+        <w:tc>
+          <w:tcPr>
+            <w:tcW w:w="1092" w:type="dxa"/>
             <w:shd w:val="clear" w:color="auto" w:fill="auto"/>
+            <w:vAlign w:val="center"/>
           </w:tcPr>
           <w:p>
             <w:pPr>
@@ -12289,8 +10508,9 @@
         </w:tc>
         <w:tc>
           <w:tcPr>
-            <w:tcW w:w="1808" w:type="dxa"/>
+            <w:tcW w:w="852" w:type="dxa"/>
             <w:shd w:val="clear" w:color="auto" w:fill="auto"/>
+            <w:vAlign w:val="center"/>
           </w:tcPr>
           <w:p>
             <w:pPr>
@@ -12367,7 +10587,7 @@
         <w:snapToGrid w:val="0"/>
         <w:textAlignment w:val="baseline"/>
       </w:pPr>
-      <w:bookmarkStart w:id="29" w:name="_Toc29173"/>
+      <w:bookmarkStart w:id="29" w:name="_Toc6498"/>
       <w:r>
         <w:t>附则</w:t>
       </w:r>
@@ -12457,6 +10677,8 @@
         </w:rPr>
         <w:t>附件：</w:t>
       </w:r>
+      <w:bookmarkStart w:id="30" w:name="_GoBack"/>
+      <w:bookmarkEnd w:id="30"/>
     </w:p>
     <w:p>
       <w:pPr>
